--- a/products-storage/10-avans-usloviya-i-pribyl/01-slovar-poley-avans.docx
+++ b/products-storage/10-avans-usloviya-i-pribyl/01-slovar-poley-avans.docx
@@ -86,7 +86,7 @@
                 <w:sz w:val="24"/>
                 <w:szCs w:val="24"/>
               </w:rPr>
-              <w:t xml:space="preserve">Это расчётный и переговорный инструмент, а не юридическая консультация и не гарантия того, что условия аванса удастся изменить. Генподрядчик вправе не согласиться ни на один пункт. Комплект даёт аргумент и цифру, а не рычаг.</w:t>
+              <w:t xml:space="preserve">Это расчётный и переговорный инструмент, а не юридическая консультация и не гарантия того, что условия аванса удастся изменить или что возвращать аванс не придётся. Генподрядчик вправе не согласиться ни на один пункт. Комплект даёт аргумент и цифру, а не рычаг.</w:t>
             </w:r>
           </w:p>
           <w:p>
@@ -99,7 +99,7 @@
                 <w:sz w:val="24"/>
                 <w:szCs w:val="24"/>
               </w:rPr>
-              <w:t xml:space="preserve">Он рассчитан на типовую ситуацию: договор субподряда обсуждается либо уже подписан, работы идут или ещё не начаты, спора о выполненных объёмах и качестве нет. Шаблоны не вычитаны юристом.</w:t>
+              <w:t xml:space="preserve">Он рассчитан на две ситуации. Первая: договор субподряда обсуждается либо уже подписан, работы идут или ещё не начаты, спора нет — работают файлы про условия аванса. Вторая: договор расторгнут или расторгается и от вас требуют вернуть неотработанный аванс — работают файлы про расчёт отработанной части, ответ на требование и порядок действий. Шаблоны не вычитаны юристом.</w:t>
             </w:r>
           </w:p>
           <w:p>
@@ -112,7 +112,7 @@
                 <w:sz w:val="24"/>
                 <w:szCs w:val="24"/>
               </w:rPr>
-              <w:t xml:space="preserve">Сюда не применять: возврат неотработанного аванса при расторжении договора; ситуацию, когда генподрядчик требует аванс обратно или заявляет зачёт; случай, когда в картотеке арбитражных дел появилось дело о банкротстве генподрядчика; налоговые последствия аванса — НДС с полученного аванса и момент признания дохода. Это не расчёт, а спор или учёт: типовой текст создаёт там ложную уверенность. Обращайтесь к юристу или к бухгалтеру до подписания и до отправки.</w:t>
+              <w:t xml:space="preserve">Граница проходит по стадии, а не по теме. Пока идёт переписка и считается сальдо — этими файлами пользоваться можно и нужно. Как только подан иск, заявлено встречное требование в суде, предъявлено требование по банковской гарантии либо в картотеке арбитражных дел появилось дело о банкротстве генподрядчика — останавливайтесь и идите к юристу: дальше решает оценка доказательств, а не расчёт. Налоговые последствия аванса — НДС с полученного аванса, момент признания дохода, корректировка при возврате — вопрос к бухгалтеру, в комплекте их нет.</w:t>
             </w:r>
           </w:p>
           <w:p>
@@ -4549,6 +4549,2408 @@
       </w:tr>
     </w:tbl>
     <w:p>
+      <w:r>
+        <w:br w:type="page"/>
+      </w:r>
+    </w:p>
+    <w:p>
+      <w:pPr>
+        <w:pStyle w:val="Heading1"/>
+        <w:spacing w:after="200" w:before="240"/>
+      </w:pPr>
+      <w:r>
+        <w:rPr>
+          <w:rFonts w:ascii="Times New Roman" w:cs="Times New Roman" w:eastAsia="Times New Roman" w:hAnsi="Times New Roman"/>
+          <w:b/>
+          <w:bCs/>
+          <w:sz w:val="32"/>
+          <w:szCs w:val="32"/>
+        </w:rPr>
+        <w:t xml:space="preserve">Поля блока неотработанного аванса</w:t>
+      </w:r>
+    </w:p>
+    <w:p>
+      <w:pPr>
+        <w:spacing w:after="120" w:line="276"/>
+      </w:pPr>
+      <w:r>
+        <w:rPr>
+          <w:rFonts w:ascii="Times New Roman" w:cs="Times New Roman" w:eastAsia="Times New Roman" w:hAnsi="Times New Roman"/>
+          <w:i/>
+          <w:iCs/>
+          <w:color w:val="595959"/>
+          <w:sz w:val="24"/>
+          <w:szCs w:val="24"/>
+        </w:rPr>
+        <w:t xml:space="preserve">Этот блок работает во второй половине комплекта: файлы «Расчёт отработанной части аванса», «Ответ на требование о возврате аванса» и «С вас требуют вернуть аванс». Он не пересекается с блоком условий: там вы обсуждаете будущее, здесь считаете прошедшее.</w:t>
+      </w:r>
+    </w:p>
+    <w:p>
+      <w:pPr>
+        <w:pStyle w:val="Heading2"/>
+        <w:keepNext/>
+        <w:spacing w:after="120" w:before="260"/>
+      </w:pPr>
+      <w:r>
+        <w:rPr>
+          <w:rFonts w:ascii="Times New Roman" w:cs="Times New Roman" w:eastAsia="Times New Roman" w:hAnsi="Times New Roman"/>
+          <w:b/>
+          <w:bCs/>
+          <w:sz w:val="26"/>
+          <w:szCs w:val="26"/>
+        </w:rPr>
+        <w:t xml:space="preserve">Требование и расторжение</w:t>
+      </w:r>
+    </w:p>
+    <w:tbl>
+      <w:tblPr>
+        <w:tblW w:type="dxa" w:w="9360"/>
+        <w:tblBorders>
+          <w:top w:val="single" w:color="auto" w:sz="4"/>
+          <w:left w:val="single" w:color="auto" w:sz="4"/>
+          <w:bottom w:val="single" w:color="auto" w:sz="4"/>
+          <w:right w:val="single" w:color="auto" w:sz="4"/>
+          <w:insideH w:val="single" w:color="auto" w:sz="4"/>
+          <w:insideV w:val="single" w:color="auto" w:sz="4"/>
+        </w:tblBorders>
+      </w:tblPr>
+      <w:tblGrid>
+        <w:gridCol w:w="3100"/>
+        <w:gridCol w:w="3200"/>
+        <w:gridCol w:w="3060"/>
+      </w:tblGrid>
+      <w:tr>
+        <w:trPr>
+          <w:tblHeader/>
+        </w:trPr>
+        <w:tc>
+          <w:tcPr>
+            <w:tcW w:type="dxa" w:w="3100"/>
+            <w:shd w:fill="EDEDED" w:val="clear"/>
+            <w:tcMar>
+              <w:top w:type="dxa" w:w="80"/>
+              <w:left w:type="dxa" w:w="120"/>
+              <w:bottom w:type="dxa" w:w="80"/>
+              <w:right w:type="dxa" w:w="120"/>
+            </w:tcMar>
+          </w:tcPr>
+          <w:p>
+            <w:pPr>
+              <w:spacing w:after="0" w:line="240"/>
+            </w:pPr>
+            <w:r>
+              <w:rPr>
+                <w:rFonts w:ascii="Times New Roman" w:cs="Times New Roman" w:eastAsia="Times New Roman" w:hAnsi="Times New Roman"/>
+                <w:b/>
+                <w:bCs/>
+                <w:sz w:val="22"/>
+                <w:szCs w:val="22"/>
+              </w:rPr>
+              <w:t xml:space="preserve">Поле</w:t>
+            </w:r>
+          </w:p>
+        </w:tc>
+        <w:tc>
+          <w:tcPr>
+            <w:tcW w:type="dxa" w:w="3200"/>
+            <w:shd w:fill="EDEDED" w:val="clear"/>
+            <w:tcMar>
+              <w:top w:type="dxa" w:w="80"/>
+              <w:left w:type="dxa" w:w="120"/>
+              <w:bottom w:type="dxa" w:w="80"/>
+              <w:right w:type="dxa" w:w="120"/>
+            </w:tcMar>
+          </w:tcPr>
+          <w:p>
+            <w:pPr>
+              <w:spacing w:after="0" w:line="240"/>
+            </w:pPr>
+            <w:r>
+              <w:rPr>
+                <w:rFonts w:ascii="Times New Roman" w:cs="Times New Roman" w:eastAsia="Times New Roman" w:hAnsi="Times New Roman"/>
+                <w:b/>
+                <w:bCs/>
+                <w:sz w:val="22"/>
+                <w:szCs w:val="22"/>
+              </w:rPr>
+              <w:t xml:space="preserve">Что подставить</w:t>
+            </w:r>
+          </w:p>
+        </w:tc>
+        <w:tc>
+          <w:tcPr>
+            <w:tcW w:type="dxa" w:w="3060"/>
+            <w:shd w:fill="EDEDED" w:val="clear"/>
+            <w:tcMar>
+              <w:top w:type="dxa" w:w="80"/>
+              <w:left w:type="dxa" w:w="120"/>
+              <w:bottom w:type="dxa" w:w="80"/>
+              <w:right w:type="dxa" w:w="120"/>
+            </w:tcMar>
+          </w:tcPr>
+          <w:p>
+            <w:pPr>
+              <w:spacing w:after="0" w:line="240"/>
+            </w:pPr>
+            <w:r>
+              <w:rPr>
+                <w:rFonts w:ascii="Times New Roman" w:cs="Times New Roman" w:eastAsia="Times New Roman" w:hAnsi="Times New Roman"/>
+                <w:b/>
+                <w:bCs/>
+                <w:sz w:val="22"/>
+                <w:szCs w:val="22"/>
+              </w:rPr>
+              <w:t xml:space="preserve">Откуда брать</w:t>
+            </w:r>
+          </w:p>
+        </w:tc>
+      </w:tr>
+      <w:tr>
+        <w:tc>
+          <w:tcPr>
+            <w:tcW w:type="dxa" w:w="3100"/>
+            <w:tcMar>
+              <w:top w:type="dxa" w:w="80"/>
+              <w:left w:type="dxa" w:w="120"/>
+              <w:bottom w:type="dxa" w:w="80"/>
+              <w:right w:type="dxa" w:w="120"/>
+            </w:tcMar>
+          </w:tcPr>
+          <w:p>
+            <w:pPr>
+              <w:spacing w:after="0" w:line="240"/>
+            </w:pPr>
+            <w:r>
+              <w:rPr>
+                <w:rFonts w:ascii="Times New Roman" w:cs="Times New Roman" w:eastAsia="Times New Roman" w:hAnsi="Times New Roman"/>
+                <w:b/>
+                <w:bCs/>
+                <w:i w:val="false"/>
+                <w:iCs w:val="false"/>
+                <w:color w:val="000000"/>
+                <w:sz w:val="22"/>
+                <w:szCs w:val="22"/>
+              </w:rPr>
+              <w:t xml:space="preserve">{{НОМЕР_ТРЕБОВАНИЯ}}</w:t>
+            </w:r>
+            <w:r>
+              <w:rPr>
+                <w:rFonts w:ascii="Times New Roman" w:cs="Times New Roman" w:eastAsia="Times New Roman" w:hAnsi="Times New Roman"/>
+                <w:b w:val="false"/>
+                <w:bCs w:val="false"/>
+                <w:sz w:val="22"/>
+                <w:szCs w:val="22"/>
+              </w:rPr>
+              <w:t xml:space="preserve">, </w:t>
+            </w:r>
+            <w:r>
+              <w:rPr>
+                <w:rFonts w:ascii="Times New Roman" w:cs="Times New Roman" w:eastAsia="Times New Roman" w:hAnsi="Times New Roman"/>
+                <w:b/>
+                <w:bCs/>
+                <w:i w:val="false"/>
+                <w:iCs w:val="false"/>
+                <w:color w:val="000000"/>
+                <w:sz w:val="22"/>
+                <w:szCs w:val="22"/>
+              </w:rPr>
+              <w:t xml:space="preserve">{{ДАТА_ТРЕБОВАНИЯ}}</w:t>
+            </w:r>
+          </w:p>
+        </w:tc>
+        <w:tc>
+          <w:tcPr>
+            <w:tcW w:type="dxa" w:w="3200"/>
+            <w:tcMar>
+              <w:top w:type="dxa" w:w="80"/>
+              <w:left w:type="dxa" w:w="120"/>
+              <w:bottom w:type="dxa" w:w="80"/>
+              <w:right w:type="dxa" w:w="120"/>
+            </w:tcMar>
+          </w:tcPr>
+          <w:p>
+            <w:pPr>
+              <w:spacing w:after="0" w:line="240"/>
+            </w:pPr>
+            <w:r>
+              <w:rPr>
+                <w:rFonts w:ascii="Times New Roman" w:cs="Times New Roman" w:eastAsia="Times New Roman" w:hAnsi="Times New Roman"/>
+                <w:b w:val="false"/>
+                <w:bCs w:val="false"/>
+                <w:sz w:val="22"/>
+                <w:szCs w:val="22"/>
+              </w:rPr>
+              <w:t xml:space="preserve">Исходящие реквизиты требования о возврате аванса</w:t>
+            </w:r>
+          </w:p>
+        </w:tc>
+        <w:tc>
+          <w:tcPr>
+            <w:tcW w:type="dxa" w:w="3060"/>
+            <w:tcMar>
+              <w:top w:type="dxa" w:w="80"/>
+              <w:left w:type="dxa" w:w="120"/>
+              <w:bottom w:type="dxa" w:w="80"/>
+              <w:right w:type="dxa" w:w="120"/>
+            </w:tcMar>
+          </w:tcPr>
+          <w:p>
+            <w:pPr>
+              <w:spacing w:after="0" w:line="240"/>
+            </w:pPr>
+            <w:r>
+              <w:rPr>
+                <w:rFonts w:ascii="Times New Roman" w:cs="Times New Roman" w:eastAsia="Times New Roman" w:hAnsi="Times New Roman"/>
+                <w:b w:val="false"/>
+                <w:bCs w:val="false"/>
+                <w:sz w:val="22"/>
+                <w:szCs w:val="22"/>
+              </w:rPr>
+              <w:t xml:space="preserve">шапка самого требования</w:t>
+            </w:r>
+          </w:p>
+        </w:tc>
+      </w:tr>
+      <w:tr>
+        <w:tc>
+          <w:tcPr>
+            <w:tcW w:type="dxa" w:w="3100"/>
+            <w:tcMar>
+              <w:top w:type="dxa" w:w="80"/>
+              <w:left w:type="dxa" w:w="120"/>
+              <w:bottom w:type="dxa" w:w="80"/>
+              <w:right w:type="dxa" w:w="120"/>
+            </w:tcMar>
+          </w:tcPr>
+          <w:p>
+            <w:pPr>
+              <w:spacing w:after="0" w:line="240"/>
+            </w:pPr>
+            <w:r>
+              <w:rPr>
+                <w:rFonts w:ascii="Times New Roman" w:cs="Times New Roman" w:eastAsia="Times New Roman" w:hAnsi="Times New Roman"/>
+                <w:b/>
+                <w:bCs/>
+                <w:i w:val="false"/>
+                <w:iCs w:val="false"/>
+                <w:color w:val="000000"/>
+                <w:sz w:val="22"/>
+                <w:szCs w:val="22"/>
+              </w:rPr>
+              <w:t xml:space="preserve">{{ДАТА_ПОЛУЧЕНИЯ_ТРЕБОВАНИЯ}}</w:t>
+            </w:r>
+          </w:p>
+        </w:tc>
+        <w:tc>
+          <w:tcPr>
+            <w:tcW w:type="dxa" w:w="3200"/>
+            <w:tcMar>
+              <w:top w:type="dxa" w:w="80"/>
+              <w:left w:type="dxa" w:w="120"/>
+              <w:bottom w:type="dxa" w:w="80"/>
+              <w:right w:type="dxa" w:w="120"/>
+            </w:tcMar>
+          </w:tcPr>
+          <w:p>
+            <w:pPr>
+              <w:spacing w:after="0" w:line="240"/>
+            </w:pPr>
+            <w:r>
+              <w:rPr>
+                <w:rFonts w:ascii="Times New Roman" w:cs="Times New Roman" w:eastAsia="Times New Roman" w:hAnsi="Times New Roman"/>
+                <w:b w:val="false"/>
+                <w:bCs w:val="false"/>
+                <w:sz w:val="22"/>
+                <w:szCs w:val="22"/>
+              </w:rPr>
+              <w:t xml:space="preserve">Дата, когда требование фактически получено вами</w:t>
+            </w:r>
+          </w:p>
+        </w:tc>
+        <w:tc>
+          <w:tcPr>
+            <w:tcW w:type="dxa" w:w="3060"/>
+            <w:tcMar>
+              <w:top w:type="dxa" w:w="80"/>
+              <w:left w:type="dxa" w:w="120"/>
+              <w:bottom w:type="dxa" w:w="80"/>
+              <w:right w:type="dxa" w:w="120"/>
+            </w:tcMar>
+          </w:tcPr>
+          <w:p>
+            <w:pPr>
+              <w:spacing w:after="0" w:line="240"/>
+            </w:pPr>
+            <w:r>
+              <w:rPr>
+                <w:rFonts w:ascii="Times New Roman" w:cs="Times New Roman" w:eastAsia="Times New Roman" w:hAnsi="Times New Roman"/>
+                <w:b w:val="false"/>
+                <w:bCs w:val="false"/>
+                <w:sz w:val="22"/>
+                <w:szCs w:val="22"/>
+              </w:rPr>
+              <w:t xml:space="preserve">конверт со штемпелем, отчёт об отслеживании, входящий штамп. Доказывать эту дату придётся вам — сохраните подтверждение до того, как ответите</w:t>
+            </w:r>
+          </w:p>
+        </w:tc>
+      </w:tr>
+      <w:tr>
+        <w:tc>
+          <w:tcPr>
+            <w:tcW w:type="dxa" w:w="3100"/>
+            <w:tcMar>
+              <w:top w:type="dxa" w:w="80"/>
+              <w:left w:type="dxa" w:w="120"/>
+              <w:bottom w:type="dxa" w:w="80"/>
+              <w:right w:type="dxa" w:w="120"/>
+            </w:tcMar>
+          </w:tcPr>
+          <w:p>
+            <w:pPr>
+              <w:spacing w:after="0" w:line="240"/>
+            </w:pPr>
+            <w:r>
+              <w:rPr>
+                <w:rFonts w:ascii="Times New Roman" w:cs="Times New Roman" w:eastAsia="Times New Roman" w:hAnsi="Times New Roman"/>
+                <w:b/>
+                <w:bCs/>
+                <w:i w:val="false"/>
+                <w:iCs w:val="false"/>
+                <w:color w:val="000000"/>
+                <w:sz w:val="22"/>
+                <w:szCs w:val="22"/>
+              </w:rPr>
+              <w:t xml:space="preserve">{{СУММА_ТРЕБОВАНИЯ}}</w:t>
+            </w:r>
+          </w:p>
+        </w:tc>
+        <w:tc>
+          <w:tcPr>
+            <w:tcW w:type="dxa" w:w="3200"/>
+            <w:tcMar>
+              <w:top w:type="dxa" w:w="80"/>
+              <w:left w:type="dxa" w:w="120"/>
+              <w:bottom w:type="dxa" w:w="80"/>
+              <w:right w:type="dxa" w:w="120"/>
+            </w:tcMar>
+          </w:tcPr>
+          <w:p>
+            <w:pPr>
+              <w:spacing w:after="0" w:line="240"/>
+            </w:pPr>
+            <w:r>
+              <w:rPr>
+                <w:rFonts w:ascii="Times New Roman" w:cs="Times New Roman" w:eastAsia="Times New Roman" w:hAnsi="Times New Roman"/>
+                <w:b w:val="false"/>
+                <w:bCs w:val="false"/>
+                <w:sz w:val="22"/>
+                <w:szCs w:val="22"/>
+              </w:rPr>
+              <w:t xml:space="preserve">Сумма, которую требуют вернуть</w:t>
+            </w:r>
+          </w:p>
+        </w:tc>
+        <w:tc>
+          <w:tcPr>
+            <w:tcW w:type="dxa" w:w="3060"/>
+            <w:tcMar>
+              <w:top w:type="dxa" w:w="80"/>
+              <w:left w:type="dxa" w:w="120"/>
+              <w:bottom w:type="dxa" w:w="80"/>
+              <w:right w:type="dxa" w:w="120"/>
+            </w:tcMar>
+          </w:tcPr>
+          <w:p>
+            <w:pPr>
+              <w:spacing w:after="0" w:line="240"/>
+            </w:pPr>
+            <w:r>
+              <w:rPr>
+                <w:rFonts w:ascii="Times New Roman" w:cs="Times New Roman" w:eastAsia="Times New Roman" w:hAnsi="Times New Roman"/>
+                <w:b w:val="false"/>
+                <w:bCs w:val="false"/>
+                <w:sz w:val="22"/>
+                <w:szCs w:val="22"/>
+              </w:rPr>
+              <w:t xml:space="preserve">текст требования. Переносите дословно, даже если считаете её неверной</w:t>
+            </w:r>
+          </w:p>
+        </w:tc>
+      </w:tr>
+      <w:tr>
+        <w:tc>
+          <w:tcPr>
+            <w:tcW w:type="dxa" w:w="3100"/>
+            <w:tcMar>
+              <w:top w:type="dxa" w:w="80"/>
+              <w:left w:type="dxa" w:w="120"/>
+              <w:bottom w:type="dxa" w:w="80"/>
+              <w:right w:type="dxa" w:w="120"/>
+            </w:tcMar>
+          </w:tcPr>
+          <w:p>
+            <w:pPr>
+              <w:spacing w:after="0" w:line="240"/>
+            </w:pPr>
+            <w:r>
+              <w:rPr>
+                <w:rFonts w:ascii="Times New Roman" w:cs="Times New Roman" w:eastAsia="Times New Roman" w:hAnsi="Times New Roman"/>
+                <w:b/>
+                <w:bCs/>
+                <w:i w:val="false"/>
+                <w:iCs w:val="false"/>
+                <w:color w:val="000000"/>
+                <w:sz w:val="22"/>
+                <w:szCs w:val="22"/>
+              </w:rPr>
+              <w:t xml:space="preserve">{{ДАТА_ПРЕКРАЩЕНИЯ_ДОГОВОРА}}</w:t>
+            </w:r>
+          </w:p>
+        </w:tc>
+        <w:tc>
+          <w:tcPr>
+            <w:tcW w:type="dxa" w:w="3200"/>
+            <w:tcMar>
+              <w:top w:type="dxa" w:w="80"/>
+              <w:left w:type="dxa" w:w="120"/>
+              <w:bottom w:type="dxa" w:w="80"/>
+              <w:right w:type="dxa" w:w="120"/>
+            </w:tcMar>
+          </w:tcPr>
+          <w:p>
+            <w:pPr>
+              <w:spacing w:after="0" w:line="240"/>
+            </w:pPr>
+            <w:r>
+              <w:rPr>
+                <w:rFonts w:ascii="Times New Roman" w:cs="Times New Roman" w:eastAsia="Times New Roman" w:hAnsi="Times New Roman"/>
+                <w:b w:val="false"/>
+                <w:bCs w:val="false"/>
+                <w:sz w:val="22"/>
+                <w:szCs w:val="22"/>
+              </w:rPr>
+              <w:t xml:space="preserve">Дата, с которой договор считается прекращённым</w:t>
+            </w:r>
+          </w:p>
+        </w:tc>
+        <w:tc>
+          <w:tcPr>
+            <w:tcW w:type="dxa" w:w="3060"/>
+            <w:tcMar>
+              <w:top w:type="dxa" w:w="80"/>
+              <w:left w:type="dxa" w:w="120"/>
+              <w:bottom w:type="dxa" w:w="80"/>
+              <w:right w:type="dxa" w:w="120"/>
+            </w:tcMar>
+          </w:tcPr>
+          <w:p>
+            <w:pPr>
+              <w:spacing w:after="0" w:line="240"/>
+            </w:pPr>
+            <w:r>
+              <w:rPr>
+                <w:rFonts w:ascii="Times New Roman" w:cs="Times New Roman" w:eastAsia="Times New Roman" w:hAnsi="Times New Roman"/>
+                <w:b w:val="false"/>
+                <w:bCs w:val="false"/>
+                <w:sz w:val="22"/>
+                <w:szCs w:val="22"/>
+              </w:rPr>
+              <w:t xml:space="preserve">уведомление об отказе от исполнения, соглашение сторон, решение суда</w:t>
+            </w:r>
+          </w:p>
+        </w:tc>
+      </w:tr>
+      <w:tr>
+        <w:tc>
+          <w:tcPr>
+            <w:tcW w:type="dxa" w:w="3100"/>
+            <w:tcMar>
+              <w:top w:type="dxa" w:w="80"/>
+              <w:left w:type="dxa" w:w="120"/>
+              <w:bottom w:type="dxa" w:w="80"/>
+              <w:right w:type="dxa" w:w="120"/>
+            </w:tcMar>
+          </w:tcPr>
+          <w:p>
+            <w:pPr>
+              <w:spacing w:after="0" w:line="240"/>
+            </w:pPr>
+            <w:r>
+              <w:rPr>
+                <w:rFonts w:ascii="Times New Roman" w:cs="Times New Roman" w:eastAsia="Times New Roman" w:hAnsi="Times New Roman"/>
+                <w:b/>
+                <w:bCs/>
+                <w:i w:val="false"/>
+                <w:iCs w:val="false"/>
+                <w:color w:val="000000"/>
+                <w:sz w:val="22"/>
+                <w:szCs w:val="22"/>
+              </w:rPr>
+              <w:t xml:space="preserve">{{ДАТА_НАЧАЛА_РАБОТ}}</w:t>
+            </w:r>
+          </w:p>
+        </w:tc>
+        <w:tc>
+          <w:tcPr>
+            <w:tcW w:type="dxa" w:w="3200"/>
+            <w:tcMar>
+              <w:top w:type="dxa" w:w="80"/>
+              <w:left w:type="dxa" w:w="120"/>
+              <w:bottom w:type="dxa" w:w="80"/>
+              <w:right w:type="dxa" w:w="120"/>
+            </w:tcMar>
+          </w:tcPr>
+          <w:p>
+            <w:pPr>
+              <w:spacing w:after="0" w:line="240"/>
+            </w:pPr>
+            <w:r>
+              <w:rPr>
+                <w:rFonts w:ascii="Times New Roman" w:cs="Times New Roman" w:eastAsia="Times New Roman" w:hAnsi="Times New Roman"/>
+                <w:b w:val="false"/>
+                <w:bCs w:val="false"/>
+                <w:sz w:val="22"/>
+                <w:szCs w:val="22"/>
+              </w:rPr>
+              <w:t xml:space="preserve">Дата фактического начала работ на объекте</w:t>
+            </w:r>
+          </w:p>
+        </w:tc>
+        <w:tc>
+          <w:tcPr>
+            <w:tcW w:type="dxa" w:w="3060"/>
+            <w:tcMar>
+              <w:top w:type="dxa" w:w="80"/>
+              <w:left w:type="dxa" w:w="120"/>
+              <w:bottom w:type="dxa" w:w="80"/>
+              <w:right w:type="dxa" w:w="120"/>
+            </w:tcMar>
+          </w:tcPr>
+          <w:p>
+            <w:pPr>
+              <w:spacing w:after="0" w:line="240"/>
+            </w:pPr>
+            <w:r>
+              <w:rPr>
+                <w:rFonts w:ascii="Times New Roman" w:cs="Times New Roman" w:eastAsia="Times New Roman" w:hAnsi="Times New Roman"/>
+                <w:b w:val="false"/>
+                <w:bCs w:val="false"/>
+                <w:sz w:val="22"/>
+                <w:szCs w:val="22"/>
+              </w:rPr>
+              <w:t xml:space="preserve">акт передачи площадки, общий журнал работ</w:t>
+            </w:r>
+          </w:p>
+        </w:tc>
+      </w:tr>
+    </w:tbl>
+    <w:p>
+      <w:pPr>
+        <w:pStyle w:val="Heading2"/>
+        <w:keepNext/>
+        <w:spacing w:after="120" w:before="260"/>
+      </w:pPr>
+      <w:r>
+        <w:rPr>
+          <w:rFonts w:ascii="Times New Roman" w:cs="Times New Roman" w:eastAsia="Times New Roman" w:hAnsi="Times New Roman"/>
+          <w:b/>
+          <w:bCs/>
+          <w:sz w:val="26"/>
+          <w:szCs w:val="26"/>
+        </w:rPr>
+        <w:t xml:space="preserve">Числа из расчёта отработанной части</w:t>
+      </w:r>
+    </w:p>
+    <w:p>
+      <w:pPr>
+        <w:spacing w:after="120" w:line="276"/>
+      </w:pPr>
+      <w:r>
+        <w:rPr>
+          <w:rFonts w:ascii="Times New Roman" w:cs="Times New Roman" w:eastAsia="Times New Roman" w:hAnsi="Times New Roman"/>
+          <w:i/>
+          <w:iCs/>
+          <w:color w:val="595959"/>
+          <w:sz w:val="24"/>
+          <w:szCs w:val="24"/>
+        </w:rPr>
+        <w:t xml:space="preserve">Все поля этого блока берутся с листа «Сальдо» файла «Расчёт отработанной части аванса» и никогда не считаются в уме. Перенос делается один раз и перепроверяется: ошибка в переносе обесценивает приложенный к письму расчёт целиком.</w:t>
+      </w:r>
+    </w:p>
+    <w:tbl>
+      <w:tblPr>
+        <w:tblW w:type="dxa" w:w="9360"/>
+        <w:tblBorders>
+          <w:top w:val="single" w:color="auto" w:sz="4"/>
+          <w:left w:val="single" w:color="auto" w:sz="4"/>
+          <w:bottom w:val="single" w:color="auto" w:sz="4"/>
+          <w:right w:val="single" w:color="auto" w:sz="4"/>
+          <w:insideH w:val="single" w:color="auto" w:sz="4"/>
+          <w:insideV w:val="single" w:color="auto" w:sz="4"/>
+        </w:tblBorders>
+      </w:tblPr>
+      <w:tblGrid>
+        <w:gridCol w:w="3100"/>
+        <w:gridCol w:w="3200"/>
+        <w:gridCol w:w="3060"/>
+      </w:tblGrid>
+      <w:tr>
+        <w:trPr>
+          <w:tblHeader/>
+        </w:trPr>
+        <w:tc>
+          <w:tcPr>
+            <w:tcW w:type="dxa" w:w="3100"/>
+            <w:shd w:fill="EDEDED" w:val="clear"/>
+            <w:tcMar>
+              <w:top w:type="dxa" w:w="80"/>
+              <w:left w:type="dxa" w:w="120"/>
+              <w:bottom w:type="dxa" w:w="80"/>
+              <w:right w:type="dxa" w:w="120"/>
+            </w:tcMar>
+          </w:tcPr>
+          <w:p>
+            <w:pPr>
+              <w:spacing w:after="0" w:line="240"/>
+            </w:pPr>
+            <w:r>
+              <w:rPr>
+                <w:rFonts w:ascii="Times New Roman" w:cs="Times New Roman" w:eastAsia="Times New Roman" w:hAnsi="Times New Roman"/>
+                <w:b/>
+                <w:bCs/>
+                <w:sz w:val="22"/>
+                <w:szCs w:val="22"/>
+              </w:rPr>
+              <w:t xml:space="preserve">Поле</w:t>
+            </w:r>
+          </w:p>
+        </w:tc>
+        <w:tc>
+          <w:tcPr>
+            <w:tcW w:type="dxa" w:w="3200"/>
+            <w:shd w:fill="EDEDED" w:val="clear"/>
+            <w:tcMar>
+              <w:top w:type="dxa" w:w="80"/>
+              <w:left w:type="dxa" w:w="120"/>
+              <w:bottom w:type="dxa" w:w="80"/>
+              <w:right w:type="dxa" w:w="120"/>
+            </w:tcMar>
+          </w:tcPr>
+          <w:p>
+            <w:pPr>
+              <w:spacing w:after="0" w:line="240"/>
+            </w:pPr>
+            <w:r>
+              <w:rPr>
+                <w:rFonts w:ascii="Times New Roman" w:cs="Times New Roman" w:eastAsia="Times New Roman" w:hAnsi="Times New Roman"/>
+                <w:b/>
+                <w:bCs/>
+                <w:sz w:val="22"/>
+                <w:szCs w:val="22"/>
+              </w:rPr>
+              <w:t xml:space="preserve">Что подставить</w:t>
+            </w:r>
+          </w:p>
+        </w:tc>
+        <w:tc>
+          <w:tcPr>
+            <w:tcW w:type="dxa" w:w="3060"/>
+            <w:shd w:fill="EDEDED" w:val="clear"/>
+            <w:tcMar>
+              <w:top w:type="dxa" w:w="80"/>
+              <w:left w:type="dxa" w:w="120"/>
+              <w:bottom w:type="dxa" w:w="80"/>
+              <w:right w:type="dxa" w:w="120"/>
+            </w:tcMar>
+          </w:tcPr>
+          <w:p>
+            <w:pPr>
+              <w:spacing w:after="0" w:line="240"/>
+            </w:pPr>
+            <w:r>
+              <w:rPr>
+                <w:rFonts w:ascii="Times New Roman" w:cs="Times New Roman" w:eastAsia="Times New Roman" w:hAnsi="Times New Roman"/>
+                <w:b/>
+                <w:bCs/>
+                <w:sz w:val="22"/>
+                <w:szCs w:val="22"/>
+              </w:rPr>
+              <w:t xml:space="preserve">Откуда брать</w:t>
+            </w:r>
+          </w:p>
+        </w:tc>
+      </w:tr>
+      <w:tr>
+        <w:tc>
+          <w:tcPr>
+            <w:tcW w:type="dxa" w:w="3100"/>
+            <w:tcMar>
+              <w:top w:type="dxa" w:w="80"/>
+              <w:left w:type="dxa" w:w="120"/>
+              <w:bottom w:type="dxa" w:w="80"/>
+              <w:right w:type="dxa" w:w="120"/>
+            </w:tcMar>
+          </w:tcPr>
+          <w:p>
+            <w:pPr>
+              <w:spacing w:after="0" w:line="240"/>
+            </w:pPr>
+            <w:r>
+              <w:rPr>
+                <w:rFonts w:ascii="Times New Roman" w:cs="Times New Roman" w:eastAsia="Times New Roman" w:hAnsi="Times New Roman"/>
+                <w:b/>
+                <w:bCs/>
+                <w:i w:val="false"/>
+                <w:iCs w:val="false"/>
+                <w:color w:val="000000"/>
+                <w:sz w:val="22"/>
+                <w:szCs w:val="22"/>
+              </w:rPr>
+              <w:t xml:space="preserve">{{СУММА_АВАНСА_ПОЛУЧЕНО}}</w:t>
+            </w:r>
+          </w:p>
+        </w:tc>
+        <w:tc>
+          <w:tcPr>
+            <w:tcW w:type="dxa" w:w="3200"/>
+            <w:tcMar>
+              <w:top w:type="dxa" w:w="80"/>
+              <w:left w:type="dxa" w:w="120"/>
+              <w:bottom w:type="dxa" w:w="80"/>
+              <w:right w:type="dxa" w:w="120"/>
+            </w:tcMar>
+          </w:tcPr>
+          <w:p>
+            <w:pPr>
+              <w:spacing w:after="0" w:line="240"/>
+            </w:pPr>
+            <w:r>
+              <w:rPr>
+                <w:rFonts w:ascii="Times New Roman" w:cs="Times New Roman" w:eastAsia="Times New Roman" w:hAnsi="Times New Roman"/>
+                <w:b w:val="false"/>
+                <w:bCs w:val="false"/>
+                <w:sz w:val="22"/>
+                <w:szCs w:val="22"/>
+              </w:rPr>
+              <w:t xml:space="preserve">Сколько аванса фактически получено</w:t>
+            </w:r>
+          </w:p>
+        </w:tc>
+        <w:tc>
+          <w:tcPr>
+            <w:tcW w:type="dxa" w:w="3060"/>
+            <w:tcMar>
+              <w:top w:type="dxa" w:w="80"/>
+              <w:left w:type="dxa" w:w="120"/>
+              <w:bottom w:type="dxa" w:w="80"/>
+              <w:right w:type="dxa" w:w="120"/>
+            </w:tcMar>
+          </w:tcPr>
+          <w:p>
+            <w:pPr>
+              <w:spacing w:after="0" w:line="240"/>
+            </w:pPr>
+            <w:r>
+              <w:rPr>
+                <w:rFonts w:ascii="Times New Roman" w:cs="Times New Roman" w:eastAsia="Times New Roman" w:hAnsi="Times New Roman"/>
+                <w:b w:val="false"/>
+                <w:bCs w:val="false"/>
+                <w:sz w:val="22"/>
+                <w:szCs w:val="22"/>
+              </w:rPr>
+              <w:t xml:space="preserve">лист «Сальдо», строка «Аванс получен всего». По платёжным поручениям, а не по пункту договора</w:t>
+            </w:r>
+          </w:p>
+        </w:tc>
+      </w:tr>
+      <w:tr>
+        <w:tc>
+          <w:tcPr>
+            <w:tcW w:type="dxa" w:w="3100"/>
+            <w:tcMar>
+              <w:top w:type="dxa" w:w="80"/>
+              <w:left w:type="dxa" w:w="120"/>
+              <w:bottom w:type="dxa" w:w="80"/>
+              <w:right w:type="dxa" w:w="120"/>
+            </w:tcMar>
+          </w:tcPr>
+          <w:p>
+            <w:pPr>
+              <w:spacing w:after="0" w:line="240"/>
+            </w:pPr>
+            <w:r>
+              <w:rPr>
+                <w:rFonts w:ascii="Times New Roman" w:cs="Times New Roman" w:eastAsia="Times New Roman" w:hAnsi="Times New Roman"/>
+                <w:b/>
+                <w:bCs/>
+                <w:i w:val="false"/>
+                <w:iCs w:val="false"/>
+                <w:color w:val="000000"/>
+                <w:sz w:val="22"/>
+                <w:szCs w:val="22"/>
+              </w:rPr>
+              <w:t xml:space="preserve">{{СТОИМОСТЬ_ПРИНЯТЫХ_РАБОТ}}</w:t>
+            </w:r>
+          </w:p>
+        </w:tc>
+        <w:tc>
+          <w:tcPr>
+            <w:tcW w:type="dxa" w:w="3200"/>
+            <w:tcMar>
+              <w:top w:type="dxa" w:w="80"/>
+              <w:left w:type="dxa" w:w="120"/>
+              <w:bottom w:type="dxa" w:w="80"/>
+              <w:right w:type="dxa" w:w="120"/>
+            </w:tcMar>
+          </w:tcPr>
+          <w:p>
+            <w:pPr>
+              <w:spacing w:after="0" w:line="240"/>
+            </w:pPr>
+            <w:r>
+              <w:rPr>
+                <w:rFonts w:ascii="Times New Roman" w:cs="Times New Roman" w:eastAsia="Times New Roman" w:hAnsi="Times New Roman"/>
+                <w:b w:val="false"/>
+                <w:bCs w:val="false"/>
+                <w:sz w:val="22"/>
+                <w:szCs w:val="22"/>
+              </w:rPr>
+              <w:t xml:space="preserve">Стоимость работ по актам, подписанным обеими сторонами</w:t>
+            </w:r>
+          </w:p>
+        </w:tc>
+        <w:tc>
+          <w:tcPr>
+            <w:tcW w:type="dxa" w:w="3060"/>
+            <w:tcMar>
+              <w:top w:type="dxa" w:w="80"/>
+              <w:left w:type="dxa" w:w="120"/>
+              <w:bottom w:type="dxa" w:w="80"/>
+              <w:right w:type="dxa" w:w="120"/>
+            </w:tcMar>
+          </w:tcPr>
+          <w:p>
+            <w:pPr>
+              <w:spacing w:after="0" w:line="240"/>
+            </w:pPr>
+            <w:r>
+              <w:rPr>
+                <w:rFonts w:ascii="Times New Roman" w:cs="Times New Roman" w:eastAsia="Times New Roman" w:hAnsi="Times New Roman"/>
+                <w:b w:val="false"/>
+                <w:bCs w:val="false"/>
+                <w:sz w:val="22"/>
+                <w:szCs w:val="22"/>
+              </w:rPr>
+              <w:t xml:space="preserve">лист «Сальдо», блок «Принято работ», первая строка</w:t>
+            </w:r>
+          </w:p>
+        </w:tc>
+      </w:tr>
+      <w:tr>
+        <w:tc>
+          <w:tcPr>
+            <w:tcW w:type="dxa" w:w="3100"/>
+            <w:tcMar>
+              <w:top w:type="dxa" w:w="80"/>
+              <w:left w:type="dxa" w:w="120"/>
+              <w:bottom w:type="dxa" w:w="80"/>
+              <w:right w:type="dxa" w:w="120"/>
+            </w:tcMar>
+          </w:tcPr>
+          <w:p>
+            <w:pPr>
+              <w:spacing w:after="0" w:line="240"/>
+            </w:pPr>
+            <w:r>
+              <w:rPr>
+                <w:rFonts w:ascii="Times New Roman" w:cs="Times New Roman" w:eastAsia="Times New Roman" w:hAnsi="Times New Roman"/>
+                <w:b/>
+                <w:bCs/>
+                <w:i w:val="false"/>
+                <w:iCs w:val="false"/>
+                <w:color w:val="000000"/>
+                <w:sz w:val="22"/>
+                <w:szCs w:val="22"/>
+              </w:rPr>
+              <w:t xml:space="preserve">{{ЗАЧТЕНО_В_СЧЁТ_АВАНСА}}</w:t>
+            </w:r>
+          </w:p>
+        </w:tc>
+        <w:tc>
+          <w:tcPr>
+            <w:tcW w:type="dxa" w:w="3200"/>
+            <w:tcMar>
+              <w:top w:type="dxa" w:w="80"/>
+              <w:left w:type="dxa" w:w="120"/>
+              <w:bottom w:type="dxa" w:w="80"/>
+              <w:right w:type="dxa" w:w="120"/>
+            </w:tcMar>
+          </w:tcPr>
+          <w:p>
+            <w:pPr>
+              <w:spacing w:after="0" w:line="240"/>
+            </w:pPr>
+            <w:r>
+              <w:rPr>
+                <w:rFonts w:ascii="Times New Roman" w:cs="Times New Roman" w:eastAsia="Times New Roman" w:hAnsi="Times New Roman"/>
+                <w:b w:val="false"/>
+                <w:bCs w:val="false"/>
+                <w:sz w:val="22"/>
+                <w:szCs w:val="22"/>
+              </w:rPr>
+              <w:t xml:space="preserve">Сколько аванса закрыто подписанными актами</w:t>
+            </w:r>
+          </w:p>
+        </w:tc>
+        <w:tc>
+          <w:tcPr>
+            <w:tcW w:type="dxa" w:w="3060"/>
+            <w:tcMar>
+              <w:top w:type="dxa" w:w="80"/>
+              <w:left w:type="dxa" w:w="120"/>
+              <w:bottom w:type="dxa" w:w="80"/>
+              <w:right w:type="dxa" w:w="120"/>
+            </w:tcMar>
+          </w:tcPr>
+          <w:p>
+            <w:pPr>
+              <w:spacing w:after="0" w:line="240"/>
+            </w:pPr>
+            <w:r>
+              <w:rPr>
+                <w:rFonts w:ascii="Times New Roman" w:cs="Times New Roman" w:eastAsia="Times New Roman" w:hAnsi="Times New Roman"/>
+                <w:b w:val="false"/>
+                <w:bCs w:val="false"/>
+                <w:sz w:val="22"/>
+                <w:szCs w:val="22"/>
+              </w:rPr>
+              <w:t xml:space="preserve">лист «Сальдо», строка «в том числе зачтено в счёт аванса»</w:t>
+            </w:r>
+          </w:p>
+        </w:tc>
+      </w:tr>
+      <w:tr>
+        <w:tc>
+          <w:tcPr>
+            <w:tcW w:type="dxa" w:w="3100"/>
+            <w:tcMar>
+              <w:top w:type="dxa" w:w="80"/>
+              <w:left w:type="dxa" w:w="120"/>
+              <w:bottom w:type="dxa" w:w="80"/>
+              <w:right w:type="dxa" w:w="120"/>
+            </w:tcMar>
+          </w:tcPr>
+          <w:p>
+            <w:pPr>
+              <w:spacing w:after="0" w:line="240"/>
+            </w:pPr>
+            <w:r>
+              <w:rPr>
+                <w:rFonts w:ascii="Times New Roman" w:cs="Times New Roman" w:eastAsia="Times New Roman" w:hAnsi="Times New Roman"/>
+                <w:b/>
+                <w:bCs/>
+                <w:i w:val="false"/>
+                <w:iCs w:val="false"/>
+                <w:color w:val="000000"/>
+                <w:sz w:val="22"/>
+                <w:szCs w:val="22"/>
+              </w:rPr>
+              <w:t xml:space="preserve">{{НЕОТРАБОТАННЫЙ_ОСТАТОК_АВАНСА}}</w:t>
+            </w:r>
+          </w:p>
+        </w:tc>
+        <w:tc>
+          <w:tcPr>
+            <w:tcW w:type="dxa" w:w="3200"/>
+            <w:tcMar>
+              <w:top w:type="dxa" w:w="80"/>
+              <w:left w:type="dxa" w:w="120"/>
+              <w:bottom w:type="dxa" w:w="80"/>
+              <w:right w:type="dxa" w:w="120"/>
+            </w:tcMar>
+          </w:tcPr>
+          <w:p>
+            <w:pPr>
+              <w:spacing w:after="0" w:line="240"/>
+            </w:pPr>
+            <w:r>
+              <w:rPr>
+                <w:rFonts w:ascii="Times New Roman" w:cs="Times New Roman" w:eastAsia="Times New Roman" w:hAnsi="Times New Roman"/>
+                <w:b w:val="false"/>
+                <w:bCs w:val="false"/>
+                <w:sz w:val="22"/>
+                <w:szCs w:val="22"/>
+              </w:rPr>
+              <w:t xml:space="preserve">Неотработанная часть аванса по бесспорным документам</w:t>
+            </w:r>
+          </w:p>
+        </w:tc>
+        <w:tc>
+          <w:tcPr>
+            <w:tcW w:type="dxa" w:w="3060"/>
+            <w:tcMar>
+              <w:top w:type="dxa" w:w="80"/>
+              <w:left w:type="dxa" w:w="120"/>
+              <w:bottom w:type="dxa" w:w="80"/>
+              <w:right w:type="dxa" w:w="120"/>
+            </w:tcMar>
+          </w:tcPr>
+          <w:p>
+            <w:pPr>
+              <w:spacing w:after="0" w:line="240"/>
+            </w:pPr>
+            <w:r>
+              <w:rPr>
+                <w:rFonts w:ascii="Times New Roman" w:cs="Times New Roman" w:eastAsia="Times New Roman" w:hAnsi="Times New Roman"/>
+                <w:b w:val="false"/>
+                <w:bCs w:val="false"/>
+                <w:sz w:val="22"/>
+                <w:szCs w:val="22"/>
+              </w:rPr>
+              <w:t xml:space="preserve">лист «Сальдо», строка «Неотработанный аванс по бесспорным документам». Это отправная цифра письма</w:t>
+            </w:r>
+          </w:p>
+        </w:tc>
+      </w:tr>
+      <w:tr>
+        <w:tc>
+          <w:tcPr>
+            <w:tcW w:type="dxa" w:w="3100"/>
+            <w:tcMar>
+              <w:top w:type="dxa" w:w="80"/>
+              <w:left w:type="dxa" w:w="120"/>
+              <w:bottom w:type="dxa" w:w="80"/>
+              <w:right w:type="dxa" w:w="120"/>
+            </w:tcMar>
+          </w:tcPr>
+          <w:p>
+            <w:pPr>
+              <w:spacing w:after="0" w:line="240"/>
+            </w:pPr>
+            <w:r>
+              <w:rPr>
+                <w:rFonts w:ascii="Times New Roman" w:cs="Times New Roman" w:eastAsia="Times New Roman" w:hAnsi="Times New Roman"/>
+                <w:b/>
+                <w:bCs/>
+                <w:i w:val="false"/>
+                <w:iCs w:val="false"/>
+                <w:color w:val="000000"/>
+                <w:sz w:val="22"/>
+                <w:szCs w:val="22"/>
+              </w:rPr>
+              <w:t xml:space="preserve">{{СТОИМОСТЬ_НЕПРИНЯТЫХ_РАБОТ}}</w:t>
+            </w:r>
+          </w:p>
+        </w:tc>
+        <w:tc>
+          <w:tcPr>
+            <w:tcW w:type="dxa" w:w="3200"/>
+            <w:tcMar>
+              <w:top w:type="dxa" w:w="80"/>
+              <w:left w:type="dxa" w:w="120"/>
+              <w:bottom w:type="dxa" w:w="80"/>
+              <w:right w:type="dxa" w:w="120"/>
+            </w:tcMar>
+          </w:tcPr>
+          <w:p>
+            <w:pPr>
+              <w:spacing w:after="0" w:line="240"/>
+            </w:pPr>
+            <w:r>
+              <w:rPr>
+                <w:rFonts w:ascii="Times New Roman" w:cs="Times New Roman" w:eastAsia="Times New Roman" w:hAnsi="Times New Roman"/>
+                <w:b w:val="false"/>
+                <w:bCs w:val="false"/>
+                <w:sz w:val="22"/>
+                <w:szCs w:val="22"/>
+              </w:rPr>
+              <w:t xml:space="preserve">Стоимость работ по переданным и не подписанным актам</w:t>
+            </w:r>
+          </w:p>
+        </w:tc>
+        <w:tc>
+          <w:tcPr>
+            <w:tcW w:type="dxa" w:w="3060"/>
+            <w:tcMar>
+              <w:top w:type="dxa" w:w="80"/>
+              <w:left w:type="dxa" w:w="120"/>
+              <w:bottom w:type="dxa" w:w="80"/>
+              <w:right w:type="dxa" w:w="120"/>
+            </w:tcMar>
+          </w:tcPr>
+          <w:p>
+            <w:pPr>
+              <w:spacing w:after="0" w:line="240"/>
+            </w:pPr>
+            <w:r>
+              <w:rPr>
+                <w:rFonts w:ascii="Times New Roman" w:cs="Times New Roman" w:eastAsia="Times New Roman" w:hAnsi="Times New Roman"/>
+                <w:b w:val="false"/>
+                <w:bCs w:val="false"/>
+                <w:sz w:val="22"/>
+                <w:szCs w:val="22"/>
+              </w:rPr>
+              <w:t xml:space="preserve">лист «Сальдо», строка «Работы переданы, акты не подписаны или подписаны односторонне»</w:t>
+            </w:r>
+          </w:p>
+        </w:tc>
+      </w:tr>
+      <w:tr>
+        <w:tc>
+          <w:tcPr>
+            <w:tcW w:type="dxa" w:w="3100"/>
+            <w:tcMar>
+              <w:top w:type="dxa" w:w="80"/>
+              <w:left w:type="dxa" w:w="120"/>
+              <w:bottom w:type="dxa" w:w="80"/>
+              <w:right w:type="dxa" w:w="120"/>
+            </w:tcMar>
+          </w:tcPr>
+          <w:p>
+            <w:pPr>
+              <w:spacing w:after="0" w:line="240"/>
+            </w:pPr>
+            <w:r>
+              <w:rPr>
+                <w:rFonts w:ascii="Times New Roman" w:cs="Times New Roman" w:eastAsia="Times New Roman" w:hAnsi="Times New Roman"/>
+                <w:b/>
+                <w:bCs/>
+                <w:i w:val="false"/>
+                <w:iCs w:val="false"/>
+                <w:color w:val="000000"/>
+                <w:sz w:val="22"/>
+                <w:szCs w:val="22"/>
+              </w:rPr>
+              <w:t xml:space="preserve">{{СТОИМОСТЬ_ВЫПОЛНЕННЫХ_РАБОТ_ВСЕГО}}</w:t>
+            </w:r>
+          </w:p>
+        </w:tc>
+        <w:tc>
+          <w:tcPr>
+            <w:tcW w:type="dxa" w:w="3200"/>
+            <w:tcMar>
+              <w:top w:type="dxa" w:w="80"/>
+              <w:left w:type="dxa" w:w="120"/>
+              <w:bottom w:type="dxa" w:w="80"/>
+              <w:right w:type="dxa" w:w="120"/>
+            </w:tcMar>
+          </w:tcPr>
+          <w:p>
+            <w:pPr>
+              <w:spacing w:after="0" w:line="240"/>
+            </w:pPr>
+            <w:r>
+              <w:rPr>
+                <w:rFonts w:ascii="Times New Roman" w:cs="Times New Roman" w:eastAsia="Times New Roman" w:hAnsi="Times New Roman"/>
+                <w:b w:val="false"/>
+                <w:bCs w:val="false"/>
+                <w:sz w:val="22"/>
+                <w:szCs w:val="22"/>
+              </w:rPr>
+              <w:t xml:space="preserve">Принятое плюс переданное и не принятое</w:t>
+            </w:r>
+          </w:p>
+        </w:tc>
+        <w:tc>
+          <w:tcPr>
+            <w:tcW w:type="dxa" w:w="3060"/>
+            <w:tcMar>
+              <w:top w:type="dxa" w:w="80"/>
+              <w:left w:type="dxa" w:w="120"/>
+              <w:bottom w:type="dxa" w:w="80"/>
+              <w:right w:type="dxa" w:w="120"/>
+            </w:tcMar>
+          </w:tcPr>
+          <w:p>
+            <w:pPr>
+              <w:spacing w:after="0" w:line="240"/>
+            </w:pPr>
+            <w:r>
+              <w:rPr>
+                <w:rFonts w:ascii="Times New Roman" w:cs="Times New Roman" w:eastAsia="Times New Roman" w:hAnsi="Times New Roman"/>
+                <w:b w:val="false"/>
+                <w:bCs w:val="false"/>
+                <w:sz w:val="22"/>
+                <w:szCs w:val="22"/>
+              </w:rPr>
+              <w:t xml:space="preserve">сумма двух строк листа «Сальдо». Используется только в варианте В, где вы возражаете против объёма</w:t>
+            </w:r>
+          </w:p>
+        </w:tc>
+      </w:tr>
+      <w:tr>
+        <w:tc>
+          <w:tcPr>
+            <w:tcW w:type="dxa" w:w="3100"/>
+            <w:tcMar>
+              <w:top w:type="dxa" w:w="80"/>
+              <w:left w:type="dxa" w:w="120"/>
+              <w:bottom w:type="dxa" w:w="80"/>
+              <w:right w:type="dxa" w:w="120"/>
+            </w:tcMar>
+          </w:tcPr>
+          <w:p>
+            <w:pPr>
+              <w:spacing w:after="0" w:line="240"/>
+            </w:pPr>
+            <w:r>
+              <w:rPr>
+                <w:rFonts w:ascii="Times New Roman" w:cs="Times New Roman" w:eastAsia="Times New Roman" w:hAnsi="Times New Roman"/>
+                <w:b/>
+                <w:bCs/>
+                <w:i w:val="false"/>
+                <w:iCs w:val="false"/>
+                <w:color w:val="000000"/>
+                <w:sz w:val="22"/>
+                <w:szCs w:val="22"/>
+              </w:rPr>
+              <w:t xml:space="preserve">{{СТОИМОСТЬ_МАТЕРИАЛОВ}}</w:t>
+            </w:r>
+          </w:p>
+        </w:tc>
+        <w:tc>
+          <w:tcPr>
+            <w:tcW w:type="dxa" w:w="3200"/>
+            <w:tcMar>
+              <w:top w:type="dxa" w:w="80"/>
+              <w:left w:type="dxa" w:w="120"/>
+              <w:bottom w:type="dxa" w:w="80"/>
+              <w:right w:type="dxa" w:w="120"/>
+            </w:tcMar>
+          </w:tcPr>
+          <w:p>
+            <w:pPr>
+              <w:spacing w:after="0" w:line="240"/>
+            </w:pPr>
+            <w:r>
+              <w:rPr>
+                <w:rFonts w:ascii="Times New Roman" w:cs="Times New Roman" w:eastAsia="Times New Roman" w:hAnsi="Times New Roman"/>
+                <w:b w:val="false"/>
+                <w:bCs w:val="false"/>
+                <w:sz w:val="22"/>
+                <w:szCs w:val="22"/>
+              </w:rPr>
+              <w:t xml:space="preserve">Стоимость материалов и оборудования, переданных или оставленных на объекте</w:t>
+            </w:r>
+          </w:p>
+        </w:tc>
+        <w:tc>
+          <w:tcPr>
+            <w:tcW w:type="dxa" w:w="3060"/>
+            <w:tcMar>
+              <w:top w:type="dxa" w:w="80"/>
+              <w:left w:type="dxa" w:w="120"/>
+              <w:bottom w:type="dxa" w:w="80"/>
+              <w:right w:type="dxa" w:w="120"/>
+            </w:tcMar>
+          </w:tcPr>
+          <w:p>
+            <w:pPr>
+              <w:spacing w:after="0" w:line="240"/>
+            </w:pPr>
+            <w:r>
+              <w:rPr>
+                <w:rFonts w:ascii="Times New Roman" w:cs="Times New Roman" w:eastAsia="Times New Roman" w:hAnsi="Times New Roman"/>
+                <w:b w:val="false"/>
+                <w:bCs w:val="false"/>
+                <w:sz w:val="22"/>
+                <w:szCs w:val="22"/>
+              </w:rPr>
+              <w:t xml:space="preserve">лист «Сальдо», строка «Материалы и оборудование»</w:t>
+            </w:r>
+          </w:p>
+        </w:tc>
+      </w:tr>
+      <w:tr>
+        <w:tc>
+          <w:tcPr>
+            <w:tcW w:type="dxa" w:w="3100"/>
+            <w:tcMar>
+              <w:top w:type="dxa" w:w="80"/>
+              <w:left w:type="dxa" w:w="120"/>
+              <w:bottom w:type="dxa" w:w="80"/>
+              <w:right w:type="dxa" w:w="120"/>
+            </w:tcMar>
+          </w:tcPr>
+          <w:p>
+            <w:pPr>
+              <w:spacing w:after="0" w:line="240"/>
+            </w:pPr>
+            <w:r>
+              <w:rPr>
+                <w:rFonts w:ascii="Times New Roman" w:cs="Times New Roman" w:eastAsia="Times New Roman" w:hAnsi="Times New Roman"/>
+                <w:b/>
+                <w:bCs/>
+                <w:i w:val="false"/>
+                <w:iCs w:val="false"/>
+                <w:color w:val="000000"/>
+                <w:sz w:val="22"/>
+                <w:szCs w:val="22"/>
+              </w:rPr>
+              <w:t xml:space="preserve">{{СУММА_ГАРАНТИЙНОГО_УДЕРЖАНИЯ}}</w:t>
+            </w:r>
+          </w:p>
+        </w:tc>
+        <w:tc>
+          <w:tcPr>
+            <w:tcW w:type="dxa" w:w="3200"/>
+            <w:tcMar>
+              <w:top w:type="dxa" w:w="80"/>
+              <w:left w:type="dxa" w:w="120"/>
+              <w:bottom w:type="dxa" w:w="80"/>
+              <w:right w:type="dxa" w:w="120"/>
+            </w:tcMar>
+          </w:tcPr>
+          <w:p>
+            <w:pPr>
+              <w:spacing w:after="0" w:line="240"/>
+            </w:pPr>
+            <w:r>
+              <w:rPr>
+                <w:rFonts w:ascii="Times New Roman" w:cs="Times New Roman" w:eastAsia="Times New Roman" w:hAnsi="Times New Roman"/>
+                <w:b w:val="false"/>
+                <w:bCs w:val="false"/>
+                <w:sz w:val="22"/>
+                <w:szCs w:val="22"/>
+              </w:rPr>
+              <w:t xml:space="preserve">Гарантийное удержание, удержанное из оплаченных актов</w:t>
+            </w:r>
+          </w:p>
+        </w:tc>
+        <w:tc>
+          <w:tcPr>
+            <w:tcW w:type="dxa" w:w="3060"/>
+            <w:tcMar>
+              <w:top w:type="dxa" w:w="80"/>
+              <w:left w:type="dxa" w:w="120"/>
+              <w:bottom w:type="dxa" w:w="80"/>
+              <w:right w:type="dxa" w:w="120"/>
+            </w:tcMar>
+          </w:tcPr>
+          <w:p>
+            <w:pPr>
+              <w:spacing w:after="0" w:line="240"/>
+            </w:pPr>
+            <w:r>
+              <w:rPr>
+                <w:rFonts w:ascii="Times New Roman" w:cs="Times New Roman" w:eastAsia="Times New Roman" w:hAnsi="Times New Roman"/>
+                <w:b w:val="false"/>
+                <w:bCs w:val="false"/>
+                <w:sz w:val="22"/>
+                <w:szCs w:val="22"/>
+              </w:rPr>
+              <w:t xml:space="preserve">лист «Сальдо», строка «Гарантийное удержание из оплаченных актов»</w:t>
+            </w:r>
+          </w:p>
+        </w:tc>
+      </w:tr>
+      <w:tr>
+        <w:tc>
+          <w:tcPr>
+            <w:tcW w:type="dxa" w:w="3100"/>
+            <w:tcMar>
+              <w:top w:type="dxa" w:w="80"/>
+              <w:left w:type="dxa" w:w="120"/>
+              <w:bottom w:type="dxa" w:w="80"/>
+              <w:right w:type="dxa" w:w="120"/>
+            </w:tcMar>
+          </w:tcPr>
+          <w:p>
+            <w:pPr>
+              <w:spacing w:after="0" w:line="240"/>
+            </w:pPr>
+            <w:r>
+              <w:rPr>
+                <w:rFonts w:ascii="Times New Roman" w:cs="Times New Roman" w:eastAsia="Times New Roman" w:hAnsi="Times New Roman"/>
+                <w:b/>
+                <w:bCs/>
+                <w:i w:val="false"/>
+                <w:iCs w:val="false"/>
+                <w:color w:val="000000"/>
+                <w:sz w:val="22"/>
+                <w:szCs w:val="22"/>
+              </w:rPr>
+              <w:t xml:space="preserve">{{ЗАДОЛЖЕННОСТЬ_ПО_ПРИНЯТЫМ_РАБОТАМ}}</w:t>
+            </w:r>
+          </w:p>
+        </w:tc>
+        <w:tc>
+          <w:tcPr>
+            <w:tcW w:type="dxa" w:w="3200"/>
+            <w:tcMar>
+              <w:top w:type="dxa" w:w="80"/>
+              <w:left w:type="dxa" w:w="120"/>
+              <w:bottom w:type="dxa" w:w="80"/>
+              <w:right w:type="dxa" w:w="120"/>
+            </w:tcMar>
+          </w:tcPr>
+          <w:p>
+            <w:pPr>
+              <w:spacing w:after="0" w:line="240"/>
+            </w:pPr>
+            <w:r>
+              <w:rPr>
+                <w:rFonts w:ascii="Times New Roman" w:cs="Times New Roman" w:eastAsia="Times New Roman" w:hAnsi="Times New Roman"/>
+                <w:b w:val="false"/>
+                <w:bCs w:val="false"/>
+                <w:sz w:val="22"/>
+                <w:szCs w:val="22"/>
+              </w:rPr>
+              <w:t xml:space="preserve">Не оплаченное по актам, подписанным обеими сторонами</w:t>
+            </w:r>
+          </w:p>
+        </w:tc>
+        <w:tc>
+          <w:tcPr>
+            <w:tcW w:type="dxa" w:w="3060"/>
+            <w:tcMar>
+              <w:top w:type="dxa" w:w="80"/>
+              <w:left w:type="dxa" w:w="120"/>
+              <w:bottom w:type="dxa" w:w="80"/>
+              <w:right w:type="dxa" w:w="120"/>
+            </w:tcMar>
+          </w:tcPr>
+          <w:p>
+            <w:pPr>
+              <w:spacing w:after="0" w:line="240"/>
+            </w:pPr>
+            <w:r>
+              <w:rPr>
+                <w:rFonts w:ascii="Times New Roman" w:cs="Times New Roman" w:eastAsia="Times New Roman" w:hAnsi="Times New Roman"/>
+                <w:b w:val="false"/>
+                <w:bCs w:val="false"/>
+                <w:sz w:val="22"/>
+                <w:szCs w:val="22"/>
+              </w:rPr>
+              <w:t xml:space="preserve">лист «Сальдо», строка «не оплачено по подписанным актам»</w:t>
+            </w:r>
+          </w:p>
+        </w:tc>
+      </w:tr>
+      <w:tr>
+        <w:tc>
+          <w:tcPr>
+            <w:tcW w:type="dxa" w:w="3100"/>
+            <w:tcMar>
+              <w:top w:type="dxa" w:w="80"/>
+              <w:left w:type="dxa" w:w="120"/>
+              <w:bottom w:type="dxa" w:w="80"/>
+              <w:right w:type="dxa" w:w="120"/>
+            </w:tcMar>
+          </w:tcPr>
+          <w:p>
+            <w:pPr>
+              <w:spacing w:after="0" w:line="240"/>
+            </w:pPr>
+            <w:r>
+              <w:rPr>
+                <w:rFonts w:ascii="Times New Roman" w:cs="Times New Roman" w:eastAsia="Times New Roman" w:hAnsi="Times New Roman"/>
+                <w:b/>
+                <w:bCs/>
+                <w:i w:val="false"/>
+                <w:iCs w:val="false"/>
+                <w:color w:val="000000"/>
+                <w:sz w:val="22"/>
+                <w:szCs w:val="22"/>
+              </w:rPr>
+              <w:t xml:space="preserve">{{САЛЬДО_РАСЧЁТОВ}}</w:t>
+            </w:r>
+          </w:p>
+        </w:tc>
+        <w:tc>
+          <w:tcPr>
+            <w:tcW w:type="dxa" w:w="3200"/>
+            <w:tcMar>
+              <w:top w:type="dxa" w:w="80"/>
+              <w:left w:type="dxa" w:w="120"/>
+              <w:bottom w:type="dxa" w:w="80"/>
+              <w:right w:type="dxa" w:w="120"/>
+            </w:tcMar>
+          </w:tcPr>
+          <w:p>
+            <w:pPr>
+              <w:spacing w:after="0" w:line="240"/>
+            </w:pPr>
+            <w:r>
+              <w:rPr>
+                <w:rFonts w:ascii="Times New Roman" w:cs="Times New Roman" w:eastAsia="Times New Roman" w:hAnsi="Times New Roman"/>
+                <w:b w:val="false"/>
+                <w:bCs w:val="false"/>
+                <w:sz w:val="22"/>
+                <w:szCs w:val="22"/>
+              </w:rPr>
+              <w:t xml:space="preserve">Итог с учётом всего заявленного встречного</w:t>
+            </w:r>
+          </w:p>
+        </w:tc>
+        <w:tc>
+          <w:tcPr>
+            <w:tcW w:type="dxa" w:w="3060"/>
+            <w:tcMar>
+              <w:top w:type="dxa" w:w="80"/>
+              <w:left w:type="dxa" w:w="120"/>
+              <w:bottom w:type="dxa" w:w="80"/>
+              <w:right w:type="dxa" w:w="120"/>
+            </w:tcMar>
+          </w:tcPr>
+          <w:p>
+            <w:pPr>
+              <w:spacing w:after="0" w:line="240"/>
+            </w:pPr>
+            <w:r>
+              <w:rPr>
+                <w:rFonts w:ascii="Times New Roman" w:cs="Times New Roman" w:eastAsia="Times New Roman" w:hAnsi="Times New Roman"/>
+                <w:b w:val="false"/>
+                <w:bCs w:val="false"/>
+                <w:sz w:val="22"/>
+                <w:szCs w:val="22"/>
+              </w:rPr>
+              <w:t xml:space="preserve">лист «Сальдо», строка «Сальдо с учётом заявленного встречного». Положительное — к возврату, отрицательное — в вашу пользу</w:t>
+            </w:r>
+          </w:p>
+        </w:tc>
+      </w:tr>
+    </w:tbl>
+    <w:p>
+      <w:pPr>
+        <w:pStyle w:val="Heading2"/>
+        <w:keepNext/>
+        <w:spacing w:after="120" w:before="260"/>
+      </w:pPr>
+      <w:r>
+        <w:rPr>
+          <w:rFonts w:ascii="Times New Roman" w:cs="Times New Roman" w:eastAsia="Times New Roman" w:hAnsi="Times New Roman"/>
+          <w:b/>
+          <w:bCs/>
+          <w:sz w:val="26"/>
+          <w:szCs w:val="26"/>
+        </w:rPr>
+        <w:t xml:space="preserve">Акты и передача</w:t>
+      </w:r>
+    </w:p>
+    <w:tbl>
+      <w:tblPr>
+        <w:tblW w:type="dxa" w:w="9360"/>
+        <w:tblBorders>
+          <w:top w:val="single" w:color="auto" w:sz="4"/>
+          <w:left w:val="single" w:color="auto" w:sz="4"/>
+          <w:bottom w:val="single" w:color="auto" w:sz="4"/>
+          <w:right w:val="single" w:color="auto" w:sz="4"/>
+          <w:insideH w:val="single" w:color="auto" w:sz="4"/>
+          <w:insideV w:val="single" w:color="auto" w:sz="4"/>
+        </w:tblBorders>
+      </w:tblPr>
+      <w:tblGrid>
+        <w:gridCol w:w="3100"/>
+        <w:gridCol w:w="3200"/>
+        <w:gridCol w:w="3060"/>
+      </w:tblGrid>
+      <w:tr>
+        <w:trPr>
+          <w:tblHeader/>
+        </w:trPr>
+        <w:tc>
+          <w:tcPr>
+            <w:tcW w:type="dxa" w:w="3100"/>
+            <w:shd w:fill="EDEDED" w:val="clear"/>
+            <w:tcMar>
+              <w:top w:type="dxa" w:w="80"/>
+              <w:left w:type="dxa" w:w="120"/>
+              <w:bottom w:type="dxa" w:w="80"/>
+              <w:right w:type="dxa" w:w="120"/>
+            </w:tcMar>
+          </w:tcPr>
+          <w:p>
+            <w:pPr>
+              <w:spacing w:after="0" w:line="240"/>
+            </w:pPr>
+            <w:r>
+              <w:rPr>
+                <w:rFonts w:ascii="Times New Roman" w:cs="Times New Roman" w:eastAsia="Times New Roman" w:hAnsi="Times New Roman"/>
+                <w:b/>
+                <w:bCs/>
+                <w:sz w:val="22"/>
+                <w:szCs w:val="22"/>
+              </w:rPr>
+              <w:t xml:space="preserve">Поле</w:t>
+            </w:r>
+          </w:p>
+        </w:tc>
+        <w:tc>
+          <w:tcPr>
+            <w:tcW w:type="dxa" w:w="3200"/>
+            <w:shd w:fill="EDEDED" w:val="clear"/>
+            <w:tcMar>
+              <w:top w:type="dxa" w:w="80"/>
+              <w:left w:type="dxa" w:w="120"/>
+              <w:bottom w:type="dxa" w:w="80"/>
+              <w:right w:type="dxa" w:w="120"/>
+            </w:tcMar>
+          </w:tcPr>
+          <w:p>
+            <w:pPr>
+              <w:spacing w:after="0" w:line="240"/>
+            </w:pPr>
+            <w:r>
+              <w:rPr>
+                <w:rFonts w:ascii="Times New Roman" w:cs="Times New Roman" w:eastAsia="Times New Roman" w:hAnsi="Times New Roman"/>
+                <w:b/>
+                <w:bCs/>
+                <w:sz w:val="22"/>
+                <w:szCs w:val="22"/>
+              </w:rPr>
+              <w:t xml:space="preserve">Что подставить</w:t>
+            </w:r>
+          </w:p>
+        </w:tc>
+        <w:tc>
+          <w:tcPr>
+            <w:tcW w:type="dxa" w:w="3060"/>
+            <w:shd w:fill="EDEDED" w:val="clear"/>
+            <w:tcMar>
+              <w:top w:type="dxa" w:w="80"/>
+              <w:left w:type="dxa" w:w="120"/>
+              <w:bottom w:type="dxa" w:w="80"/>
+              <w:right w:type="dxa" w:w="120"/>
+            </w:tcMar>
+          </w:tcPr>
+          <w:p>
+            <w:pPr>
+              <w:spacing w:after="0" w:line="240"/>
+            </w:pPr>
+            <w:r>
+              <w:rPr>
+                <w:rFonts w:ascii="Times New Roman" w:cs="Times New Roman" w:eastAsia="Times New Roman" w:hAnsi="Times New Roman"/>
+                <w:b/>
+                <w:bCs/>
+                <w:sz w:val="22"/>
+                <w:szCs w:val="22"/>
+              </w:rPr>
+              <w:t xml:space="preserve">Откуда брать</w:t>
+            </w:r>
+          </w:p>
+        </w:tc>
+      </w:tr>
+      <w:tr>
+        <w:tc>
+          <w:tcPr>
+            <w:tcW w:type="dxa" w:w="3100"/>
+            <w:tcMar>
+              <w:top w:type="dxa" w:w="80"/>
+              <w:left w:type="dxa" w:w="120"/>
+              <w:bottom w:type="dxa" w:w="80"/>
+              <w:right w:type="dxa" w:w="120"/>
+            </w:tcMar>
+          </w:tcPr>
+          <w:p>
+            <w:pPr>
+              <w:spacing w:after="0" w:line="240"/>
+            </w:pPr>
+            <w:r>
+              <w:rPr>
+                <w:rFonts w:ascii="Times New Roman" w:cs="Times New Roman" w:eastAsia="Times New Roman" w:hAnsi="Times New Roman"/>
+                <w:b/>
+                <w:bCs/>
+                <w:i w:val="false"/>
+                <w:iCs w:val="false"/>
+                <w:color w:val="000000"/>
+                <w:sz w:val="22"/>
+                <w:szCs w:val="22"/>
+              </w:rPr>
+              <w:t xml:space="preserve">{{РЕКВИЗИТЫ_НЕПОДПИСАННЫХ_АКТОВ}}</w:t>
+            </w:r>
+          </w:p>
+        </w:tc>
+        <w:tc>
+          <w:tcPr>
+            <w:tcW w:type="dxa" w:w="3200"/>
+            <w:tcMar>
+              <w:top w:type="dxa" w:w="80"/>
+              <w:left w:type="dxa" w:w="120"/>
+              <w:bottom w:type="dxa" w:w="80"/>
+              <w:right w:type="dxa" w:w="120"/>
+            </w:tcMar>
+          </w:tcPr>
+          <w:p>
+            <w:pPr>
+              <w:spacing w:after="0" w:line="240"/>
+            </w:pPr>
+            <w:r>
+              <w:rPr>
+                <w:rFonts w:ascii="Times New Roman" w:cs="Times New Roman" w:eastAsia="Times New Roman" w:hAnsi="Times New Roman"/>
+                <w:b w:val="false"/>
+                <w:bCs w:val="false"/>
+                <w:sz w:val="22"/>
+                <w:szCs w:val="22"/>
+              </w:rPr>
+              <w:t xml:space="preserve">Номера и даты актов, переданных и не подписанных</w:t>
+            </w:r>
+          </w:p>
+        </w:tc>
+        <w:tc>
+          <w:tcPr>
+            <w:tcW w:type="dxa" w:w="3060"/>
+            <w:tcMar>
+              <w:top w:type="dxa" w:w="80"/>
+              <w:left w:type="dxa" w:w="120"/>
+              <w:bottom w:type="dxa" w:w="80"/>
+              <w:right w:type="dxa" w:w="120"/>
+            </w:tcMar>
+          </w:tcPr>
+          <w:p>
+            <w:pPr>
+              <w:spacing w:after="0" w:line="240"/>
+            </w:pPr>
+            <w:r>
+              <w:rPr>
+                <w:rFonts w:ascii="Times New Roman" w:cs="Times New Roman" w:eastAsia="Times New Roman" w:hAnsi="Times New Roman"/>
+                <w:b w:val="false"/>
+                <w:bCs w:val="false"/>
+                <w:sz w:val="22"/>
+                <w:szCs w:val="22"/>
+              </w:rPr>
+              <w:t xml:space="preserve">лист «Выполнено», строки со статусом «передан, не подписан»</w:t>
+            </w:r>
+          </w:p>
+        </w:tc>
+      </w:tr>
+      <w:tr>
+        <w:tc>
+          <w:tcPr>
+            <w:tcW w:type="dxa" w:w="3100"/>
+            <w:tcMar>
+              <w:top w:type="dxa" w:w="80"/>
+              <w:left w:type="dxa" w:w="120"/>
+              <w:bottom w:type="dxa" w:w="80"/>
+              <w:right w:type="dxa" w:w="120"/>
+            </w:tcMar>
+          </w:tcPr>
+          <w:p>
+            <w:pPr>
+              <w:spacing w:after="0" w:line="240"/>
+            </w:pPr>
+            <w:r>
+              <w:rPr>
+                <w:rFonts w:ascii="Times New Roman" w:cs="Times New Roman" w:eastAsia="Times New Roman" w:hAnsi="Times New Roman"/>
+                <w:b/>
+                <w:bCs/>
+                <w:i w:val="false"/>
+                <w:iCs w:val="false"/>
+                <w:color w:val="000000"/>
+                <w:sz w:val="22"/>
+                <w:szCs w:val="22"/>
+              </w:rPr>
+              <w:t xml:space="preserve">{{ДАТА_ПЕРЕДАЧИ_АКТОВ}}</w:t>
+            </w:r>
+          </w:p>
+        </w:tc>
+        <w:tc>
+          <w:tcPr>
+            <w:tcW w:type="dxa" w:w="3200"/>
+            <w:tcMar>
+              <w:top w:type="dxa" w:w="80"/>
+              <w:left w:type="dxa" w:w="120"/>
+              <w:bottom w:type="dxa" w:w="80"/>
+              <w:right w:type="dxa" w:w="120"/>
+            </w:tcMar>
+          </w:tcPr>
+          <w:p>
+            <w:pPr>
+              <w:spacing w:after="0" w:line="240"/>
+            </w:pPr>
+            <w:r>
+              <w:rPr>
+                <w:rFonts w:ascii="Times New Roman" w:cs="Times New Roman" w:eastAsia="Times New Roman" w:hAnsi="Times New Roman"/>
+                <w:b w:val="false"/>
+                <w:bCs w:val="false"/>
+                <w:sz w:val="22"/>
+                <w:szCs w:val="22"/>
+              </w:rPr>
+              <w:t xml:space="preserve">Дата передачи актов генподрядчику</w:t>
+            </w:r>
+          </w:p>
+        </w:tc>
+        <w:tc>
+          <w:tcPr>
+            <w:tcW w:type="dxa" w:w="3060"/>
+            <w:tcMar>
+              <w:top w:type="dxa" w:w="80"/>
+              <w:left w:type="dxa" w:w="120"/>
+              <w:bottom w:type="dxa" w:w="80"/>
+              <w:right w:type="dxa" w:w="120"/>
+            </w:tcMar>
+          </w:tcPr>
+          <w:p>
+            <w:pPr>
+              <w:spacing w:after="0" w:line="240"/>
+            </w:pPr>
+            <w:r>
+              <w:rPr>
+                <w:rFonts w:ascii="Times New Roman" w:cs="Times New Roman" w:eastAsia="Times New Roman" w:hAnsi="Times New Roman"/>
+                <w:b w:val="false"/>
+                <w:bCs w:val="false"/>
+                <w:sz w:val="22"/>
+                <w:szCs w:val="22"/>
+              </w:rPr>
+              <w:t xml:space="preserve">сопроводительное письмо, опись вложения, входящий штамп</w:t>
+            </w:r>
+          </w:p>
+        </w:tc>
+      </w:tr>
+      <w:tr>
+        <w:tc>
+          <w:tcPr>
+            <w:tcW w:type="dxa" w:w="3100"/>
+            <w:tcMar>
+              <w:top w:type="dxa" w:w="80"/>
+              <w:left w:type="dxa" w:w="120"/>
+              <w:bottom w:type="dxa" w:w="80"/>
+              <w:right w:type="dxa" w:w="120"/>
+            </w:tcMar>
+          </w:tcPr>
+          <w:p>
+            <w:pPr>
+              <w:spacing w:after="0" w:line="240"/>
+            </w:pPr>
+            <w:r>
+              <w:rPr>
+                <w:rFonts w:ascii="Times New Roman" w:cs="Times New Roman" w:eastAsia="Times New Roman" w:hAnsi="Times New Roman"/>
+                <w:b/>
+                <w:bCs/>
+                <w:i w:val="false"/>
+                <w:iCs w:val="false"/>
+                <w:color w:val="000000"/>
+                <w:sz w:val="22"/>
+                <w:szCs w:val="22"/>
+              </w:rPr>
+              <w:t xml:space="preserve">{{ПОДТВЕРЖДЕНИЕ_ПЕРЕДАЧИ_АКТОВ}}</w:t>
+            </w:r>
+          </w:p>
+        </w:tc>
+        <w:tc>
+          <w:tcPr>
+            <w:tcW w:type="dxa" w:w="3200"/>
+            <w:tcMar>
+              <w:top w:type="dxa" w:w="80"/>
+              <w:left w:type="dxa" w:w="120"/>
+              <w:bottom w:type="dxa" w:w="80"/>
+              <w:right w:type="dxa" w:w="120"/>
+            </w:tcMar>
+          </w:tcPr>
+          <w:p>
+            <w:pPr>
+              <w:spacing w:after="0" w:line="240"/>
+            </w:pPr>
+            <w:r>
+              <w:rPr>
+                <w:rFonts w:ascii="Times New Roman" w:cs="Times New Roman" w:eastAsia="Times New Roman" w:hAnsi="Times New Roman"/>
+                <w:b w:val="false"/>
+                <w:bCs w:val="false"/>
+                <w:sz w:val="22"/>
+                <w:szCs w:val="22"/>
+              </w:rPr>
+              <w:t xml:space="preserve">Чем подтверждена передача: опись вложения и трек-номер, входящий штамп, отчёт об отслеживании</w:t>
+            </w:r>
+          </w:p>
+        </w:tc>
+        <w:tc>
+          <w:tcPr>
+            <w:tcW w:type="dxa" w:w="3060"/>
+            <w:tcMar>
+              <w:top w:type="dxa" w:w="80"/>
+              <w:left w:type="dxa" w:w="120"/>
+              <w:bottom w:type="dxa" w:w="80"/>
+              <w:right w:type="dxa" w:w="120"/>
+            </w:tcMar>
+          </w:tcPr>
+          <w:p>
+            <w:pPr>
+              <w:spacing w:after="0" w:line="240"/>
+            </w:pPr>
+            <w:r>
+              <w:rPr>
+                <w:rFonts w:ascii="Times New Roman" w:cs="Times New Roman" w:eastAsia="Times New Roman" w:hAnsi="Times New Roman"/>
+                <w:b w:val="false"/>
+                <w:bCs w:val="false"/>
+                <w:sz w:val="22"/>
+                <w:szCs w:val="22"/>
+              </w:rPr>
+              <w:t xml:space="preserve">ваши документы об отправке. Без этого поля пункт письма не работает</w:t>
+            </w:r>
+          </w:p>
+        </w:tc>
+      </w:tr>
+      <w:tr>
+        <w:tc>
+          <w:tcPr>
+            <w:tcW w:type="dxa" w:w="3100"/>
+            <w:tcMar>
+              <w:top w:type="dxa" w:w="80"/>
+              <w:left w:type="dxa" w:w="120"/>
+              <w:bottom w:type="dxa" w:w="80"/>
+              <w:right w:type="dxa" w:w="120"/>
+            </w:tcMar>
+          </w:tcPr>
+          <w:p>
+            <w:pPr>
+              <w:spacing w:after="0" w:line="240"/>
+            </w:pPr>
+            <w:r>
+              <w:rPr>
+                <w:rFonts w:ascii="Times New Roman" w:cs="Times New Roman" w:eastAsia="Times New Roman" w:hAnsi="Times New Roman"/>
+                <w:b/>
+                <w:bCs/>
+                <w:i w:val="false"/>
+                <w:iCs w:val="false"/>
+                <w:color w:val="000000"/>
+                <w:sz w:val="22"/>
+                <w:szCs w:val="22"/>
+              </w:rPr>
+              <w:t xml:space="preserve">{{ПЕРЕДАНЫ_ВАМ_ИЛИ_ОСТАВЛЕНЫ_НА_ОБЪЕКТЕ}}</w:t>
+            </w:r>
+          </w:p>
+        </w:tc>
+        <w:tc>
+          <w:tcPr>
+            <w:tcW w:type="dxa" w:w="3200"/>
+            <w:tcMar>
+              <w:top w:type="dxa" w:w="80"/>
+              <w:left w:type="dxa" w:w="120"/>
+              <w:bottom w:type="dxa" w:w="80"/>
+              <w:right w:type="dxa" w:w="120"/>
+            </w:tcMar>
+          </w:tcPr>
+          <w:p>
+            <w:pPr>
+              <w:spacing w:after="0" w:line="240"/>
+            </w:pPr>
+            <w:r>
+              <w:rPr>
+                <w:rFonts w:ascii="Times New Roman" w:cs="Times New Roman" w:eastAsia="Times New Roman" w:hAnsi="Times New Roman"/>
+                <w:b w:val="false"/>
+                <w:bCs w:val="false"/>
+                <w:sz w:val="22"/>
+                <w:szCs w:val="22"/>
+              </w:rPr>
+              <w:t xml:space="preserve">Выберите одно: «переданы вам» либо «оставлены на объекте»</w:t>
+            </w:r>
+          </w:p>
+        </w:tc>
+        <w:tc>
+          <w:tcPr>
+            <w:tcW w:type="dxa" w:w="3060"/>
+            <w:tcMar>
+              <w:top w:type="dxa" w:w="80"/>
+              <w:left w:type="dxa" w:w="120"/>
+              <w:bottom w:type="dxa" w:w="80"/>
+              <w:right w:type="dxa" w:w="120"/>
+            </w:tcMar>
+          </w:tcPr>
+          <w:p>
+            <w:pPr>
+              <w:spacing w:after="0" w:line="240"/>
+            </w:pPr>
+            <w:r>
+              <w:rPr>
+                <w:rFonts w:ascii="Times New Roman" w:cs="Times New Roman" w:eastAsia="Times New Roman" w:hAnsi="Times New Roman"/>
+                <w:b w:val="false"/>
+                <w:bCs w:val="false"/>
+                <w:sz w:val="22"/>
+                <w:szCs w:val="22"/>
+              </w:rPr>
+              <w:t xml:space="preserve">накладные, акты передачи, акт возврата площадки</w:t>
+            </w:r>
+          </w:p>
+        </w:tc>
+      </w:tr>
+    </w:tbl>
+    <w:p>
+      <w:pPr>
+        <w:pStyle w:val="Heading2"/>
+        <w:keepNext/>
+        <w:spacing w:after="120" w:before="260"/>
+      </w:pPr>
+      <w:r>
+        <w:rPr>
+          <w:rFonts w:ascii="Times New Roman" w:cs="Times New Roman" w:eastAsia="Times New Roman" w:hAnsi="Times New Roman"/>
+          <w:b/>
+          <w:bCs/>
+          <w:sz w:val="26"/>
+          <w:szCs w:val="26"/>
+        </w:rPr>
+        <w:t xml:space="preserve">Сроки, которые вы называете сами</w:t>
+      </w:r>
+    </w:p>
+    <w:p>
+      <w:pPr>
+        <w:spacing w:after="120" w:line="276"/>
+      </w:pPr>
+      <w:r>
+        <w:rPr>
+          <w:rFonts w:ascii="Times New Roman" w:cs="Times New Roman" w:eastAsia="Times New Roman" w:hAnsi="Times New Roman"/>
+          <w:i/>
+          <w:iCs/>
+          <w:color w:val="595959"/>
+          <w:sz w:val="24"/>
+          <w:szCs w:val="24"/>
+        </w:rPr>
+        <w:t xml:space="preserve">Ни один из них не задан в комплекте числом. Срок из договора переносится дословно; срок, который назначаете вы, должен быть таким, который вы выдержите: нарушенное в письме обещание работает против вас сильнее, чем отсутствие обещания.</w:t>
+      </w:r>
+    </w:p>
+    <w:tbl>
+      <w:tblPr>
+        <w:tblW w:type="dxa" w:w="9360"/>
+        <w:tblBorders>
+          <w:top w:val="single" w:color="auto" w:sz="4"/>
+          <w:left w:val="single" w:color="auto" w:sz="4"/>
+          <w:bottom w:val="single" w:color="auto" w:sz="4"/>
+          <w:right w:val="single" w:color="auto" w:sz="4"/>
+          <w:insideH w:val="single" w:color="auto" w:sz="4"/>
+          <w:insideV w:val="single" w:color="auto" w:sz="4"/>
+        </w:tblBorders>
+      </w:tblPr>
+      <w:tblGrid>
+        <w:gridCol w:w="3100"/>
+        <w:gridCol w:w="3200"/>
+        <w:gridCol w:w="3060"/>
+      </w:tblGrid>
+      <w:tr>
+        <w:trPr>
+          <w:tblHeader/>
+        </w:trPr>
+        <w:tc>
+          <w:tcPr>
+            <w:tcW w:type="dxa" w:w="3100"/>
+            <w:shd w:fill="EDEDED" w:val="clear"/>
+            <w:tcMar>
+              <w:top w:type="dxa" w:w="80"/>
+              <w:left w:type="dxa" w:w="120"/>
+              <w:bottom w:type="dxa" w:w="80"/>
+              <w:right w:type="dxa" w:w="120"/>
+            </w:tcMar>
+          </w:tcPr>
+          <w:p>
+            <w:pPr>
+              <w:spacing w:after="0" w:line="240"/>
+            </w:pPr>
+            <w:r>
+              <w:rPr>
+                <w:rFonts w:ascii="Times New Roman" w:cs="Times New Roman" w:eastAsia="Times New Roman" w:hAnsi="Times New Roman"/>
+                <w:b/>
+                <w:bCs/>
+                <w:sz w:val="22"/>
+                <w:szCs w:val="22"/>
+              </w:rPr>
+              <w:t xml:space="preserve">Поле</w:t>
+            </w:r>
+          </w:p>
+        </w:tc>
+        <w:tc>
+          <w:tcPr>
+            <w:tcW w:type="dxa" w:w="3200"/>
+            <w:shd w:fill="EDEDED" w:val="clear"/>
+            <w:tcMar>
+              <w:top w:type="dxa" w:w="80"/>
+              <w:left w:type="dxa" w:w="120"/>
+              <w:bottom w:type="dxa" w:w="80"/>
+              <w:right w:type="dxa" w:w="120"/>
+            </w:tcMar>
+          </w:tcPr>
+          <w:p>
+            <w:pPr>
+              <w:spacing w:after="0" w:line="240"/>
+            </w:pPr>
+            <w:r>
+              <w:rPr>
+                <w:rFonts w:ascii="Times New Roman" w:cs="Times New Roman" w:eastAsia="Times New Roman" w:hAnsi="Times New Roman"/>
+                <w:b/>
+                <w:bCs/>
+                <w:sz w:val="22"/>
+                <w:szCs w:val="22"/>
+              </w:rPr>
+              <w:t xml:space="preserve">Что подставить</w:t>
+            </w:r>
+          </w:p>
+        </w:tc>
+        <w:tc>
+          <w:tcPr>
+            <w:tcW w:type="dxa" w:w="3060"/>
+            <w:shd w:fill="EDEDED" w:val="clear"/>
+            <w:tcMar>
+              <w:top w:type="dxa" w:w="80"/>
+              <w:left w:type="dxa" w:w="120"/>
+              <w:bottom w:type="dxa" w:w="80"/>
+              <w:right w:type="dxa" w:w="120"/>
+            </w:tcMar>
+          </w:tcPr>
+          <w:p>
+            <w:pPr>
+              <w:spacing w:after="0" w:line="240"/>
+            </w:pPr>
+            <w:r>
+              <w:rPr>
+                <w:rFonts w:ascii="Times New Roman" w:cs="Times New Roman" w:eastAsia="Times New Roman" w:hAnsi="Times New Roman"/>
+                <w:b/>
+                <w:bCs/>
+                <w:sz w:val="22"/>
+                <w:szCs w:val="22"/>
+              </w:rPr>
+              <w:t xml:space="preserve">Откуда брать</w:t>
+            </w:r>
+          </w:p>
+        </w:tc>
+      </w:tr>
+      <w:tr>
+        <w:tc>
+          <w:tcPr>
+            <w:tcW w:type="dxa" w:w="3100"/>
+            <w:tcMar>
+              <w:top w:type="dxa" w:w="80"/>
+              <w:left w:type="dxa" w:w="120"/>
+              <w:bottom w:type="dxa" w:w="80"/>
+              <w:right w:type="dxa" w:w="120"/>
+            </w:tcMar>
+          </w:tcPr>
+          <w:p>
+            <w:pPr>
+              <w:spacing w:after="0" w:line="240"/>
+            </w:pPr>
+            <w:r>
+              <w:rPr>
+                <w:rFonts w:ascii="Times New Roman" w:cs="Times New Roman" w:eastAsia="Times New Roman" w:hAnsi="Times New Roman"/>
+                <w:b/>
+                <w:bCs/>
+                <w:i w:val="false"/>
+                <w:iCs w:val="false"/>
+                <w:color w:val="000000"/>
+                <w:sz w:val="22"/>
+                <w:szCs w:val="22"/>
+              </w:rPr>
+              <w:t xml:space="preserve">{{СРОК_ОТВЕТА_НА_НАШЕ_ПИСЬМО}}</w:t>
+            </w:r>
+          </w:p>
+        </w:tc>
+        <w:tc>
+          <w:tcPr>
+            <w:tcW w:type="dxa" w:w="3200"/>
+            <w:tcMar>
+              <w:top w:type="dxa" w:w="80"/>
+              <w:left w:type="dxa" w:w="120"/>
+              <w:bottom w:type="dxa" w:w="80"/>
+              <w:right w:type="dxa" w:w="120"/>
+            </w:tcMar>
+          </w:tcPr>
+          <w:p>
+            <w:pPr>
+              <w:spacing w:after="0" w:line="240"/>
+            </w:pPr>
+            <w:r>
+              <w:rPr>
+                <w:rFonts w:ascii="Times New Roman" w:cs="Times New Roman" w:eastAsia="Times New Roman" w:hAnsi="Times New Roman"/>
+                <w:b w:val="false"/>
+                <w:bCs w:val="false"/>
+                <w:sz w:val="22"/>
+                <w:szCs w:val="22"/>
+              </w:rPr>
+              <w:t xml:space="preserve">Срок, который вы даёте второй стороне на ответ</w:t>
+            </w:r>
+          </w:p>
+        </w:tc>
+        <w:tc>
+          <w:tcPr>
+            <w:tcW w:type="dxa" w:w="3060"/>
+            <w:tcMar>
+              <w:top w:type="dxa" w:w="80"/>
+              <w:left w:type="dxa" w:w="120"/>
+              <w:bottom w:type="dxa" w:w="80"/>
+              <w:right w:type="dxa" w:w="120"/>
+            </w:tcMar>
+          </w:tcPr>
+          <w:p>
+            <w:pPr>
+              <w:spacing w:after="0" w:line="240"/>
+            </w:pPr>
+            <w:r>
+              <w:rPr>
+                <w:rFonts w:ascii="Times New Roman" w:cs="Times New Roman" w:eastAsia="Times New Roman" w:hAnsi="Times New Roman"/>
+                <w:b w:val="false"/>
+                <w:bCs w:val="false"/>
+                <w:sz w:val="22"/>
+                <w:szCs w:val="22"/>
+              </w:rPr>
+              <w:t xml:space="preserve">договор, если срок ответа на обращения в нём установлен; иначе разумный рабочий срок, который вы назначаете сами</w:t>
+            </w:r>
+          </w:p>
+        </w:tc>
+      </w:tr>
+      <w:tr>
+        <w:tc>
+          <w:tcPr>
+            <w:tcW w:type="dxa" w:w="3100"/>
+            <w:tcMar>
+              <w:top w:type="dxa" w:w="80"/>
+              <w:left w:type="dxa" w:w="120"/>
+              <w:bottom w:type="dxa" w:w="80"/>
+              <w:right w:type="dxa" w:w="120"/>
+            </w:tcMar>
+          </w:tcPr>
+          <w:p>
+            <w:pPr>
+              <w:spacing w:after="0" w:line="240"/>
+            </w:pPr>
+            <w:r>
+              <w:rPr>
+                <w:rFonts w:ascii="Times New Roman" w:cs="Times New Roman" w:eastAsia="Times New Roman" w:hAnsi="Times New Roman"/>
+                <w:b/>
+                <w:bCs/>
+                <w:i w:val="false"/>
+                <w:iCs w:val="false"/>
+                <w:color w:val="000000"/>
+                <w:sz w:val="22"/>
+                <w:szCs w:val="22"/>
+              </w:rPr>
+              <w:t xml:space="preserve">{{СРОК_ПОДГОТОВКИ_РАСЧЁТА}}</w:t>
+            </w:r>
+          </w:p>
+        </w:tc>
+        <w:tc>
+          <w:tcPr>
+            <w:tcW w:type="dxa" w:w="3200"/>
+            <w:tcMar>
+              <w:top w:type="dxa" w:w="80"/>
+              <w:left w:type="dxa" w:w="120"/>
+              <w:bottom w:type="dxa" w:w="80"/>
+              <w:right w:type="dxa" w:w="120"/>
+            </w:tcMar>
+          </w:tcPr>
+          <w:p>
+            <w:pPr>
+              <w:spacing w:after="0" w:line="240"/>
+            </w:pPr>
+            <w:r>
+              <w:rPr>
+                <w:rFonts w:ascii="Times New Roman" w:cs="Times New Roman" w:eastAsia="Times New Roman" w:hAnsi="Times New Roman"/>
+                <w:b w:val="false"/>
+                <w:bCs w:val="false"/>
+                <w:sz w:val="22"/>
+                <w:szCs w:val="22"/>
+              </w:rPr>
+              <w:t xml:space="preserve">К какой дате вы обещаете дать полноценный ответ</w:t>
+            </w:r>
+          </w:p>
+        </w:tc>
+        <w:tc>
+          <w:tcPr>
+            <w:tcW w:type="dxa" w:w="3060"/>
+            <w:tcMar>
+              <w:top w:type="dxa" w:w="80"/>
+              <w:left w:type="dxa" w:w="120"/>
+              <w:bottom w:type="dxa" w:w="80"/>
+              <w:right w:type="dxa" w:w="120"/>
+            </w:tcMar>
+          </w:tcPr>
+          <w:p>
+            <w:pPr>
+              <w:spacing w:after="0" w:line="240"/>
+            </w:pPr>
+            <w:r>
+              <w:rPr>
+                <w:rFonts w:ascii="Times New Roman" w:cs="Times New Roman" w:eastAsia="Times New Roman" w:hAnsi="Times New Roman"/>
+                <w:b w:val="false"/>
+                <w:bCs w:val="false"/>
+                <w:sz w:val="22"/>
+                <w:szCs w:val="22"/>
+              </w:rPr>
+              <w:t xml:space="preserve">только для промежуточного ответа (вариант Г). Ставьте с запасом</w:t>
+            </w:r>
+          </w:p>
+        </w:tc>
+      </w:tr>
+      <w:tr>
+        <w:tc>
+          <w:tcPr>
+            <w:tcW w:type="dxa" w:w="3100"/>
+            <w:tcMar>
+              <w:top w:type="dxa" w:w="80"/>
+              <w:left w:type="dxa" w:w="120"/>
+              <w:bottom w:type="dxa" w:w="80"/>
+              <w:right w:type="dxa" w:w="120"/>
+            </w:tcMar>
+          </w:tcPr>
+          <w:p>
+            <w:pPr>
+              <w:spacing w:after="0" w:line="240"/>
+            </w:pPr>
+            <w:r>
+              <w:rPr>
+                <w:rFonts w:ascii="Times New Roman" w:cs="Times New Roman" w:eastAsia="Times New Roman" w:hAnsi="Times New Roman"/>
+                <w:b/>
+                <w:bCs/>
+                <w:i w:val="false"/>
+                <w:iCs w:val="false"/>
+                <w:color w:val="000000"/>
+                <w:sz w:val="22"/>
+                <w:szCs w:val="22"/>
+              </w:rPr>
+              <w:t xml:space="preserve">{{ПРЕДЛАГАЕМЫЙ_ПОРЯДОК_ВОЗВРАТА}}</w:t>
+            </w:r>
+          </w:p>
+        </w:tc>
+        <w:tc>
+          <w:tcPr>
+            <w:tcW w:type="dxa" w:w="3200"/>
+            <w:tcMar>
+              <w:top w:type="dxa" w:w="80"/>
+              <w:left w:type="dxa" w:w="120"/>
+              <w:bottom w:type="dxa" w:w="80"/>
+              <w:right w:type="dxa" w:w="120"/>
+            </w:tcMar>
+          </w:tcPr>
+          <w:p>
+            <w:pPr>
+              <w:spacing w:after="0" w:line="240"/>
+            </w:pPr>
+            <w:r>
+              <w:rPr>
+                <w:rFonts w:ascii="Times New Roman" w:cs="Times New Roman" w:eastAsia="Times New Roman" w:hAnsi="Times New Roman"/>
+                <w:b w:val="false"/>
+                <w:bCs w:val="false"/>
+                <w:sz w:val="22"/>
+                <w:szCs w:val="22"/>
+              </w:rPr>
+              <w:t xml:space="preserve">Порядок, который вы предлагаете: срок, частями или единовременно, за счёт зачёта или деньгами</w:t>
+            </w:r>
+          </w:p>
+        </w:tc>
+        <w:tc>
+          <w:tcPr>
+            <w:tcW w:type="dxa" w:w="3060"/>
+            <w:tcMar>
+              <w:top w:type="dxa" w:w="80"/>
+              <w:left w:type="dxa" w:w="120"/>
+              <w:bottom w:type="dxa" w:w="80"/>
+              <w:right w:type="dxa" w:w="120"/>
+            </w:tcMar>
+          </w:tcPr>
+          <w:p>
+            <w:pPr>
+              <w:spacing w:after="0" w:line="240"/>
+            </w:pPr>
+            <w:r>
+              <w:rPr>
+                <w:rFonts w:ascii="Times New Roman" w:cs="Times New Roman" w:eastAsia="Times New Roman" w:hAnsi="Times New Roman"/>
+                <w:b w:val="false"/>
+                <w:bCs w:val="false"/>
+                <w:sz w:val="22"/>
+                <w:szCs w:val="22"/>
+              </w:rPr>
+              <w:t xml:space="preserve">ваше решение. Используется только в варианте А, где вы признаёте сумму. Про зачёт: как условие письма он не заявляется — оформляется отдельно и с юристом</w:t>
+            </w:r>
+          </w:p>
+        </w:tc>
+      </w:tr>
+    </w:tbl>
+    <w:p>
       <w:pPr>
         <w:pStyle w:val="Heading2"/>
         <w:keepNext/>
@@ -5038,7 +7440,7 @@
           <w:sz w:val="26"/>
           <w:szCs w:val="26"/>
         </w:rPr>
-        <w:t xml:space="preserve">Порядок работы с комплектом</w:t>
+        <w:t xml:space="preserve">Порядок работы с комплектом: условия аванса</w:t>
       </w:r>
     </w:p>
     <w:p>
@@ -5165,6 +7567,165 @@
           <w:szCs w:val="24"/>
         </w:rPr>
         <w:t xml:space="preserve">Отправьте так, как описано в разделе об отправке соответствующего документа.</w:t>
+      </w:r>
+    </w:p>
+    <w:p>
+      <w:pPr>
+        <w:pStyle w:val="Heading2"/>
+        <w:keepNext/>
+        <w:spacing w:after="120" w:before="260"/>
+      </w:pPr>
+      <w:r>
+        <w:rPr>
+          <w:rFonts w:ascii="Times New Roman" w:cs="Times New Roman" w:eastAsia="Times New Roman" w:hAnsi="Times New Roman"/>
+          <w:b/>
+          <w:bCs/>
+          <w:sz w:val="26"/>
+          <w:szCs w:val="26"/>
+        </w:rPr>
+        <w:t xml:space="preserve">Порядок работы с комплектом: неотработанный аванс</w:t>
+      </w:r>
+    </w:p>
+    <w:p>
+      <w:pPr>
+        <w:spacing w:after="120" w:line="276"/>
+      </w:pPr>
+      <w:r>
+        <w:rPr>
+          <w:rFonts w:ascii="Times New Roman" w:cs="Times New Roman" w:eastAsia="Times New Roman" w:hAnsi="Times New Roman"/>
+          <w:i/>
+          <w:iCs/>
+          <w:color w:val="595959"/>
+          <w:sz w:val="24"/>
+          <w:szCs w:val="24"/>
+        </w:rPr>
+        <w:t xml:space="preserve">Здесь порядок другой, и он жёсткий: расчёт раньше письма, письмо раньше срока. Начинайте с файла «С вас требуют вернуть аванс» — он открывается списком первых действий.</w:t>
+      </w:r>
+    </w:p>
+    <w:p>
+      <w:pPr>
+        <w:pStyle w:val="ListParagraph"/>
+        <w:numPr>
+          <w:ilvl w:val="0"/>
+          <w:numId w:val="2"/>
+        </w:numPr>
+        <w:spacing w:after="80" w:line="276"/>
+      </w:pPr>
+      <w:r>
+        <w:rPr>
+          <w:rFonts w:ascii="Times New Roman" w:cs="Times New Roman" w:eastAsia="Times New Roman" w:hAnsi="Times New Roman"/>
+          <w:sz w:val="24"/>
+          <w:szCs w:val="24"/>
+        </w:rPr>
+        <w:t xml:space="preserve">Зафиксируйте дату получения требования и найдите в договоре срок ответа. Ничего не подписывайте до расчёта — ни акт сверки, ни соглашение о зачёте, ни гарантийное письмо.</w:t>
+      </w:r>
+    </w:p>
+    <w:p>
+      <w:pPr>
+        <w:pStyle w:val="ListParagraph"/>
+        <w:numPr>
+          <w:ilvl w:val="0"/>
+          <w:numId w:val="2"/>
+        </w:numPr>
+        <w:spacing w:after="80" w:line="276"/>
+      </w:pPr>
+      <w:r>
+        <w:rPr>
+          <w:rFonts w:ascii="Times New Roman" w:cs="Times New Roman" w:eastAsia="Times New Roman" w:hAnsi="Times New Roman"/>
+          <w:sz w:val="24"/>
+          <w:szCs w:val="24"/>
+        </w:rPr>
+        <w:t xml:space="preserve">Соберите документы по перечню из файла «С вас требуют вернуть аванс».</w:t>
+      </w:r>
+    </w:p>
+    <w:p>
+      <w:pPr>
+        <w:pStyle w:val="ListParagraph"/>
+        <w:numPr>
+          <w:ilvl w:val="0"/>
+          <w:numId w:val="2"/>
+        </w:numPr>
+        <w:spacing w:after="80" w:line="276"/>
+      </w:pPr>
+      <w:r>
+        <w:rPr>
+          <w:rFonts w:ascii="Times New Roman" w:cs="Times New Roman" w:eastAsia="Times New Roman" w:hAnsi="Times New Roman"/>
+          <w:sz w:val="24"/>
+          <w:szCs w:val="24"/>
+        </w:rPr>
+        <w:t xml:space="preserve">Заполните листы «Договор и аванс», «Выполнено» и «Встречное» файла «Расчёт отработанной части аванса».</w:t>
+      </w:r>
+    </w:p>
+    <w:p>
+      <w:pPr>
+        <w:pStyle w:val="ListParagraph"/>
+        <w:numPr>
+          <w:ilvl w:val="0"/>
+          <w:numId w:val="2"/>
+        </w:numPr>
+        <w:spacing w:after="80" w:line="276"/>
+      </w:pPr>
+      <w:r>
+        <w:rPr>
+          <w:rFonts w:ascii="Times New Roman" w:cs="Times New Roman" w:eastAsia="Times New Roman" w:hAnsi="Times New Roman"/>
+          <w:sz w:val="24"/>
+          <w:szCs w:val="24"/>
+        </w:rPr>
+        <w:t xml:space="preserve">Прочитайте блок «Проверки» на листе «Сальдо». Пока там есть строка со словом ПРОВЕРЬТЕ, письмо писать рано.</w:t>
+      </w:r>
+    </w:p>
+    <w:p>
+      <w:pPr>
+        <w:pStyle w:val="ListParagraph"/>
+        <w:numPr>
+          <w:ilvl w:val="0"/>
+          <w:numId w:val="2"/>
+        </w:numPr>
+        <w:spacing w:after="80" w:line="276"/>
+      </w:pPr>
+      <w:r>
+        <w:rPr>
+          <w:rFonts w:ascii="Times New Roman" w:cs="Times New Roman" w:eastAsia="Times New Roman" w:hAnsi="Times New Roman"/>
+          <w:sz w:val="24"/>
+          <w:szCs w:val="24"/>
+        </w:rPr>
+        <w:t xml:space="preserve">Перенесите числа с листа «Сальдо» в поля этого словаря — один раз и с перепроверкой.</w:t>
+      </w:r>
+    </w:p>
+    <w:p>
+      <w:pPr>
+        <w:pStyle w:val="ListParagraph"/>
+        <w:numPr>
+          <w:ilvl w:val="0"/>
+          <w:numId w:val="2"/>
+        </w:numPr>
+        <w:spacing w:after="80" w:line="276"/>
+      </w:pPr>
+      <w:r>
+        <w:rPr>
+          <w:rFonts w:ascii="Times New Roman" w:cs="Times New Roman" w:eastAsia="Times New Roman" w:hAnsi="Times New Roman"/>
+          <w:sz w:val="24"/>
+          <w:szCs w:val="24"/>
+        </w:rPr>
+        <w:t xml:space="preserve">Выберите одну развилку в файле «Ответ на требование о возврате аванса», удалите три остальные, приложите расчёт и проект акта сверки.</w:t>
+      </w:r>
+    </w:p>
+    <w:p>
+      <w:pPr>
+        <w:pStyle w:val="ListParagraph"/>
+        <w:numPr>
+          <w:ilvl w:val="0"/>
+          <w:numId w:val="2"/>
+        </w:numPr>
+        <w:spacing w:after="80" w:line="276"/>
+      </w:pPr>
+      <w:r>
+        <w:rPr>
+          <w:rFonts w:ascii="Times New Roman" w:cs="Times New Roman" w:eastAsia="Times New Roman" w:hAnsi="Times New Roman"/>
+          <w:sz w:val="24"/>
+          <w:szCs w:val="24"/>
+        </w:rPr>
+        <w:t xml:space="preserve">Отправьте в срок тем каналом, который назван в договоре, и сохраните опись, чек и трек-номер.</w:t>
       </w:r>
     </w:p>
     <w:p>
